--- a/High-Fade-Haircut.docx
+++ b/High-Fade-Haircut.docx
@@ -67,7 +67,7 @@
           <w:sz w:val="24"/>
           <w:szCs w:val="24"/>
         </w:rPr>
-        <w:t xml:space="preserve">I've cut thousands of high fades over eight years behind the chair, and the style keeps evolving. The structure stays the same — high blend point, clean transition, length on top — but the styles men pair with it now range from textured crops to modern mullets. Below are the 35 best high fade haircuts worth asking for in 2026.</w:t>
+        <w:t xml:space="preserve">I've cut thousands of high fades over eight years behind the chair, and the style keeps evolving. David Beckham, Michael B. Jordan, Zayn Malik, and Drake have all worn variations of the high fade — Beckham with a slicked-back top, Jordan with a textured high top, Zayn with a dyed angular fringe, Drake with a clean buzz. The structure stays the same — high blend point, clean transition, length on top — but the styles men pair with it now range from textured crops to modern mullets. Below are the 35 best high fade haircuts worth asking for in 2026.</w:t>
       </w:r>
     </w:p>
     <w:p>
@@ -5669,7 +5669,7 @@
           <w:sz w:val="24"/>
           <w:szCs w:val="24"/>
         </w:rPr>
-        <w:t xml:space="preserve">The disconnected top is the opposite of a gradual blend — there's a deliberate, visible line where the longer top meets the high-faded sides. No transition, no gradient, just two contrasting lengths side by side. This creates a bold, graphic look that works best when the top has enough length (three inches minimum) to style in a clear direction. On straight hair, the disconnect line is sharp and pronounced. On wavy hair, the texture softens the line slightly, which can look less jarring. I'd recommend this to men who want a high fade that makes a visual statement — the disconnect is the first thing anyone notices, so it needs to be cut precisely.</w:t>
+        <w:t xml:space="preserve">The disconnected top is the opposite of a gradual blend — there's a deliberate, visible line where the longer top meets the high-faded sides. No transition, no gradient, just two contrasting lengths side by side. This creates a bold, graphic look that works best when the top has enough length (three inches minimum) to style in a clear direction. On straight hair, the disconnect line is sharp and pronounced. On wavy hair, the texture softens the line slightly, which can look less jarring. I'd recommend this to men who want a high fade that makes a visual statement — the disconnect is the first thing anyone notices, so it needs to be cut precisely. For more [undercut fade](https://stylexmagazine.com/undercut-fade-hairstyles/) variations, we cover the full range separately.</w:t>
       </w:r>
     </w:p>
     <w:p>
@@ -6105,7 +6105,7 @@
           <w:sz w:val="24"/>
           <w:szCs w:val="24"/>
         </w:rPr>
-        <w:t xml:space="preserve">The choice depends on how much contrast you want and how conservative your environment is. A low fade whispers. A mid fade speaks. A high fade announces.</w:t>
+        <w:t xml:space="preserve">The choice depends on how much contrast you want and how conservative your environment is. A low fade whispers. A mid fade speaks. A high fade announces. For a detailed breakdown of all three levels, see our [low fade vs mid fade vs high fade](https://stylexmagazine.com/low-fade-vs-mid-fade-vs-high-fade/) comparison.</w:t>
       </w:r>
     </w:p>
     <w:p>
@@ -6672,6 +6672,279 @@
           <w:sz w:val="30"/>
           <w:szCs w:val="30"/>
         </w:rPr>
+        <w:t xml:space="preserve">How to Pair a High Fade with Facial Hair</w:t>
+      </w:r>
+    </w:p>
+    <w:p>
+      <w:pPr>
+        <w:spacing w:after="120" w:line="276"/>
+      </w:pPr>
+      <w:r>
+        <w:rPr>
+          <w:rFonts w:ascii="Georgia" w:cs="Georgia" w:eastAsia="Georgia" w:hAnsi="Georgia"/>
+          <w:sz w:val="24"/>
+          <w:szCs w:val="24"/>
+        </w:rPr>
+        <w:t xml:space="preserve">A high fade creates clean, exposed sides — which means the transition from hair to beard becomes a visible design element. Getting that junction right matters as much as the fade itself.</w:t>
+      </w:r>
+    </w:p>
+    <w:p>
+      <w:pPr>
+        <w:spacing w:after="120" w:line="276"/>
+      </w:pPr>
+      <w:r>
+        <w:rPr>
+          <w:rFonts w:ascii="Georgia" w:cs="Georgia" w:eastAsia="Georgia" w:hAnsi="Georgia"/>
+          <w:b/>
+          <w:bCs/>
+          <w:sz w:val="24"/>
+          <w:szCs w:val="24"/>
+        </w:rPr>
+        <w:t xml:space="preserve">Short stubble (1–3mm):</w:t>
+      </w:r>
+      <w:r>
+        <w:rPr>
+          <w:rFonts w:ascii="Georgia" w:cs="Georgia" w:eastAsia="Georgia" w:hAnsi="Georgia"/>
+          <w:sz w:val="24"/>
+          <w:szCs w:val="24"/>
+        </w:rPr>
+        <w:t xml:space="preserve"> The easiest pairing. The stubble blends naturally into the faded sides without creating a hard line. Works with every high fade variation and suits oval, square, and diamond faces. Trim every two to three days with a beard trimmer to keep the density even.</w:t>
+      </w:r>
+    </w:p>
+    <w:p>
+      <w:pPr>
+        <w:spacing w:after="120" w:line="276"/>
+      </w:pPr>
+      <w:r>
+        <w:rPr>
+          <w:rFonts w:ascii="Georgia" w:cs="Georgia" w:eastAsia="Georgia" w:hAnsi="Georgia"/>
+          <w:b/>
+          <w:bCs/>
+          <w:sz w:val="24"/>
+          <w:szCs w:val="24"/>
+        </w:rPr>
+        <w:t xml:space="preserve">Medium beard (10–20mm):</w:t>
+      </w:r>
+      <w:r>
+        <w:rPr>
+          <w:rFonts w:ascii="Georgia" w:cs="Georgia" w:eastAsia="Georgia" w:hAnsi="Georgia"/>
+          <w:sz w:val="24"/>
+          <w:szCs w:val="24"/>
+        </w:rPr>
+        <w:t xml:space="preserve"> Creates a frame around the jaw that contrasts with the clean-faded sides above. The key is keeping the cheek line clean — let the beard grow naturally below the cheekbone, but razor the cheek line so it meets the fade in a deliberate line rather than a patchy overlap. A high skin fade with a medium beard is one of the strongest combinations for square and oblong faces because the beard adds jaw width while the fade removes side width higher up.</w:t>
+      </w:r>
+    </w:p>
+    <w:p>
+      <w:pPr>
+        <w:spacing w:after="120" w:line="276"/>
+      </w:pPr>
+      <w:r>
+        <w:rPr>
+          <w:rFonts w:ascii="Georgia" w:cs="Georgia" w:eastAsia="Georgia" w:hAnsi="Georgia"/>
+          <w:b/>
+          <w:bCs/>
+          <w:sz w:val="24"/>
+          <w:szCs w:val="24"/>
+        </w:rPr>
+        <w:t xml:space="preserve">Full beard:</w:t>
+      </w:r>
+      <w:r>
+        <w:rPr>
+          <w:rFonts w:ascii="Georgia" w:cs="Georgia" w:eastAsia="Georgia" w:hAnsi="Georgia"/>
+          <w:sz w:val="24"/>
+          <w:szCs w:val="24"/>
+        </w:rPr>
+        <w:t xml:space="preserve"> A high fade with a full beard is maximum contrast — bare skin at the temples flowing into a thick beard below the jaw. The beard needs regular shaping to prevent the transition zone (sideburn area) from looking disconnected. Ask your barber to taper the sideburns so they blend the fade into the beard gradually rather than creating two distinct blocks. On round faces, this combination adds strong vertical definition.</w:t>
+      </w:r>
+    </w:p>
+    <w:p>
+      <w:pPr>
+        <w:spacing w:after="120" w:line="276"/>
+      </w:pPr>
+      <w:r>
+        <w:rPr>
+          <w:rFonts w:ascii="Georgia" w:cs="Georgia" w:eastAsia="Georgia" w:hAnsi="Georgia"/>
+          <w:b/>
+          <w:bCs/>
+          <w:sz w:val="24"/>
+          <w:szCs w:val="24"/>
+        </w:rPr>
+        <w:t xml:space="preserve">Faded beard:</w:t>
+      </w:r>
+      <w:r>
+        <w:rPr>
+          <w:rFonts w:ascii="Georgia" w:cs="Georgia" w:eastAsia="Georgia" w:hAnsi="Georgia"/>
+          <w:sz w:val="24"/>
+          <w:szCs w:val="24"/>
+        </w:rPr>
+        <w:t xml:space="preserve"> The most seamless option. The barber fades the beard from the sideburns downward, matching the gradient of the high fade above. The result is one continuous transition from the top of the head to the chin — no hard lines anywhere. This requires a barber who's equally skilled with both hair and beard fading, which isn't every barber. Ask before you sit down.</w:t>
+      </w:r>
+    </w:p>
+    <w:p>
+      <w:pPr>
+        <w:pBdr>
+          <w:bottom w:val="single" w:color="cccccc" w:sz="6"/>
+        </w:pBdr>
+        <w:spacing w:after="200" w:before="200"/>
+      </w:pPr>
+    </w:p>
+    <w:p>
+      <w:pPr>
+        <w:pStyle w:val="Heading2"/>
+        <w:spacing w:after="160" w:before="360"/>
+      </w:pPr>
+      <w:r>
+        <w:rPr>
+          <w:rFonts w:ascii="Georgia" w:cs="Georgia" w:eastAsia="Georgia" w:hAnsi="Georgia"/>
+          <w:b/>
+          <w:bCs/>
+          <w:color w:val="2c2c2c"/>
+          <w:sz w:val="30"/>
+          <w:szCs w:val="30"/>
+        </w:rPr>
+        <w:t xml:space="preserve">How to Grow Out a High Fade Gracefully</w:t>
+      </w:r>
+    </w:p>
+    <w:p>
+      <w:pPr>
+        <w:spacing w:after="120" w:line="276"/>
+      </w:pPr>
+      <w:r>
+        <w:rPr>
+          <w:rFonts w:ascii="Georgia" w:cs="Georgia" w:eastAsia="Georgia" w:hAnsi="Georgia"/>
+          <w:sz w:val="24"/>
+          <w:szCs w:val="24"/>
+        </w:rPr>
+        <w:t xml:space="preserve">Not every man wants to maintain a high fade forever. Growing it out requires a plan — otherwise the awkward middle stages will tempt you to shave it all off.</w:t>
+      </w:r>
+    </w:p>
+    <w:p>
+      <w:pPr>
+        <w:spacing w:after="120" w:line="276"/>
+      </w:pPr>
+      <w:r>
+        <w:rPr>
+          <w:rFonts w:ascii="Georgia" w:cs="Georgia" w:eastAsia="Georgia" w:hAnsi="Georgia"/>
+          <w:b/>
+          <w:bCs/>
+          <w:sz w:val="24"/>
+          <w:szCs w:val="24"/>
+        </w:rPr>
+        <w:t xml:space="preserve">Weeks 1–3:</w:t>
+      </w:r>
+      <w:r>
+        <w:rPr>
+          <w:rFonts w:ascii="Georgia" w:cs="Georgia" w:eastAsia="Georgia" w:hAnsi="Georgia"/>
+          <w:sz w:val="24"/>
+          <w:szCs w:val="24"/>
+        </w:rPr>
+        <w:t xml:space="preserve"> The fade starts losing its sharpness. Don't fight it. Let the sides grow while keeping the neckline cleaned up at home. The top length stays manageable.</w:t>
+      </w:r>
+    </w:p>
+    <w:p>
+      <w:pPr>
+        <w:spacing w:after="120" w:line="276"/>
+      </w:pPr>
+      <w:r>
+        <w:rPr>
+          <w:rFonts w:ascii="Georgia" w:cs="Georgia" w:eastAsia="Georgia" w:hAnsi="Georgia"/>
+          <w:b/>
+          <w:bCs/>
+          <w:sz w:val="24"/>
+          <w:szCs w:val="24"/>
+        </w:rPr>
+        <w:t xml:space="preserve">Weeks 4–6:</w:t>
+      </w:r>
+      <w:r>
+        <w:rPr>
+          <w:rFonts w:ascii="Georgia" w:cs="Georgia" w:eastAsia="Georgia" w:hAnsi="Georgia"/>
+          <w:sz w:val="24"/>
+          <w:szCs w:val="24"/>
+        </w:rPr>
+        <w:t xml:space="preserve"> The sides reach the most awkward stage — too long to look faded, too short to lie flat. Visit your barber for a blend-out. Ask them to taper the sides into the top without re-establishing the high fade line. This softens the contrast gradually rather than all at once.</w:t>
+      </w:r>
+    </w:p>
+    <w:p>
+      <w:pPr>
+        <w:spacing w:after="120" w:line="276"/>
+      </w:pPr>
+      <w:r>
+        <w:rPr>
+          <w:rFonts w:ascii="Georgia" w:cs="Georgia" w:eastAsia="Georgia" w:hAnsi="Georgia"/>
+          <w:b/>
+          <w:bCs/>
+          <w:sz w:val="24"/>
+          <w:szCs w:val="24"/>
+        </w:rPr>
+        <w:t xml:space="preserve">Weeks 7–10:</w:t>
+      </w:r>
+      <w:r>
+        <w:rPr>
+          <w:rFonts w:ascii="Georgia" w:cs="Georgia" w:eastAsia="Georgia" w:hAnsi="Georgia"/>
+          <w:sz w:val="24"/>
+          <w:szCs w:val="24"/>
+        </w:rPr>
+        <w:t xml:space="preserve"> The sides start catching up to a length that can be styled. A light paste or cream can train the side hair to lie flat rather than sticking out. On straight hair, the sides fall flat sooner. On wavy or curly hair, the sides may puff outward — a heavier cream controls this.</w:t>
+      </w:r>
+    </w:p>
+    <w:p>
+      <w:pPr>
+        <w:spacing w:after="120" w:line="276"/>
+      </w:pPr>
+      <w:r>
+        <w:rPr>
+          <w:rFonts w:ascii="Georgia" w:cs="Georgia" w:eastAsia="Georgia" w:hAnsi="Georgia"/>
+          <w:b/>
+          <w:bCs/>
+          <w:sz w:val="24"/>
+          <w:szCs w:val="24"/>
+        </w:rPr>
+        <w:t xml:space="preserve">Weeks 11+:</w:t>
+      </w:r>
+      <w:r>
+        <w:rPr>
+          <w:rFonts w:ascii="Georgia" w:cs="Georgia" w:eastAsia="Georgia" w:hAnsi="Georgia"/>
+          <w:sz w:val="24"/>
+          <w:szCs w:val="24"/>
+        </w:rPr>
+        <w:t xml:space="preserve"> The high fade has transitioned into a general short-back-and-sides or a uniform length that can be reshaped into a new style. The grow-out is complete.</w:t>
+      </w:r>
+    </w:p>
+    <w:p>
+      <w:pPr>
+        <w:spacing w:after="120" w:line="276"/>
+      </w:pPr>
+      <w:r>
+        <w:rPr>
+          <w:rFonts w:ascii="Georgia" w:cs="Georgia" w:eastAsia="Georgia" w:hAnsi="Georgia"/>
+          <w:sz w:val="24"/>
+          <w:szCs w:val="24"/>
+        </w:rPr>
+        <w:t xml:space="preserve">The most important rule: do not skip barber visits during the transition. Growing out means changing the cut gradually, not abandoning the chair entirely.</w:t>
+      </w:r>
+    </w:p>
+    <w:p>
+      <w:pPr>
+        <w:pBdr>
+          <w:bottom w:val="single" w:color="cccccc" w:sz="6"/>
+        </w:pBdr>
+        <w:spacing w:after="200" w:before="200"/>
+      </w:pPr>
+    </w:p>
+    <w:p>
+      <w:pPr>
+        <w:pStyle w:val="Heading2"/>
+        <w:spacing w:after="160" w:before="360"/>
+      </w:pPr>
+      <w:r>
+        <w:rPr>
+          <w:rFonts w:ascii="Georgia" w:cs="Georgia" w:eastAsia="Georgia" w:hAnsi="Georgia"/>
+          <w:b/>
+          <w:bCs/>
+          <w:color w:val="2c2c2c"/>
+          <w:sz w:val="30"/>
+          <w:szCs w:val="30"/>
+        </w:rPr>
         <w:t xml:space="preserve">FAQ</w:t>
       </w:r>
     </w:p>
@@ -6719,20 +6992,20 @@
           <w:sz w:val="26"/>
           <w:szCs w:val="26"/>
         </w:rPr>
-        <w:t xml:space="preserve">How Often Should You Get a High Fade Touched Up?</w:t>
-      </w:r>
-    </w:p>
-    <w:p>
-      <w:pPr>
-        <w:spacing w:after="120" w:line="276"/>
-      </w:pPr>
-      <w:r>
-        <w:rPr>
-          <w:rFonts w:ascii="Georgia" w:cs="Georgia" w:eastAsia="Georgia" w:hAnsi="Georgia"/>
-          <w:sz w:val="24"/>
-          <w:szCs w:val="24"/>
-        </w:rPr>
-        <w:t xml:space="preserve">Every two to three weeks. High fades expose more skin than mid or low fades, so the grow-out is visible sooner. At four weeks, the fade line blurs enough to lose its sharpness.</w:t>
+        <w:t xml:space="preserve">Does a High Fade Suit Men Over 40?</w:t>
+      </w:r>
+    </w:p>
+    <w:p>
+      <w:pPr>
+        <w:spacing w:after="120" w:line="276"/>
+      </w:pPr>
+      <w:r>
+        <w:rPr>
+          <w:rFonts w:ascii="Georgia" w:cs="Georgia" w:eastAsia="Georgia" w:hAnsi="Georgia"/>
+          <w:sz w:val="24"/>
+          <w:szCs w:val="24"/>
+        </w:rPr>
+        <w:t xml:space="preserve">Yes. A high taper fade with a crew cut, Ivy League, or classic side part looks sharp at any age. Avoid overly trendy pairings like the messy fringe or spiky top — structured, clean styles age better. The high fade itself is ageless; the top style is what determines whether it reads as current or age-inappropriate.</w:t>
       </w:r>
     </w:p>
     <w:p>
@@ -6749,20 +7022,20 @@
           <w:sz w:val="26"/>
           <w:szCs w:val="26"/>
         </w:rPr>
-        <w:t xml:space="preserve">Does a High Fade Work for Professional Settings?</w:t>
-      </w:r>
-    </w:p>
-    <w:p>
-      <w:pPr>
-        <w:spacing w:after="120" w:line="276"/>
-      </w:pPr>
-      <w:r>
-        <w:rPr>
-          <w:rFonts w:ascii="Georgia" w:cs="Georgia" w:eastAsia="Georgia" w:hAnsi="Georgia"/>
-          <w:sz w:val="24"/>
-          <w:szCs w:val="24"/>
-        </w:rPr>
-        <w:t xml:space="preserve">A high taper fade (no skin exposure) works in most corporate environments. A high skin fade reads as bolder and may not suit conservative workplaces — pair it with a structured top style like a side part or Ivy League to keep it professional.</w:t>
+        <w:t xml:space="preserve">Can You Do a High Fade at Home with Clippers?</w:t>
+      </w:r>
+    </w:p>
+    <w:p>
+      <w:pPr>
+        <w:spacing w:after="120" w:line="276"/>
+      </w:pPr>
+      <w:r>
+        <w:rPr>
+          <w:rFonts w:ascii="Georgia" w:cs="Georgia" w:eastAsia="Georgia" w:hAnsi="Georgia"/>
+          <w:sz w:val="24"/>
+          <w:szCs w:val="24"/>
+        </w:rPr>
+        <w:t xml:space="preserve">The high fade requires blending at an angle you can't see or reach yourself — the back of the head and the transition zone behind the ears. A buzz cut you can do at home. A clean fade, you cannot. The margin for error is too small, and a single uneven line is visible from every angle.</w:t>
       </w:r>
     </w:p>
     <w:p>

--- a/High-Fade-Haircut.docx
+++ b/High-Fade-Haircut.docx
@@ -1726,7 +1726,7 @@
           <w:sz w:val="24"/>
           <w:szCs w:val="24"/>
         </w:rPr>
-        <w:t xml:space="preserve">A standard buzz cut can look flat and shapeless. Adding a high fade transforms it by creating contrast that gives the head a defined structure. The top stays at a #2 or #3 guard — short enough to be low-maintenance, long enough to read as a deliberate choice rather than a shave. The high fade on the sides graduates from skin upward, which creates a gradient that makes the uniform top look intentional. This is a strong option for men with thinning hair at the crown — the short, even top minimises the visual difference between thinner and denser areas while the high fade draws attention to the structured sides.</w:t>
+        <w:t xml:space="preserve">A standard buzz cut can look flat and shapeless. A high fade fixes that — the contrast gives the head a defined structure. The top stays at a #2 or #3 guard — short enough to be low-maintenance, long enough to read as a deliberate choice rather than a shave. The high fade on the sides graduates from skin upward, which creates a gradient that makes the uniform top look intentional. This is a strong option for men with thinning hair at the crown — the short, even top minimises the visual difference between thinner and denser areas while the high fade draws attention to the structured sides.</w:t>
       </w:r>
     </w:p>
     <w:p>
@@ -1883,7 +1883,7 @@
           <w:sz w:val="24"/>
           <w:szCs w:val="24"/>
         </w:rPr>
-        <w:t xml:space="preserve">The slick back needs enough length to comb flat against the head without popping up at the crown — three inches minimum, five inches for a full, seamless sweep. The high fade strips the sides clean so the slicked top becomes the only visual element. Use a water-based pomade with strong hold — oil-based products give more shine but transfer onto pillows and collars. Comb straight back from the hairline, pressing the sides flat where they meet the fade line. On wavy hair, the natural bend creates subtle volume in the swept-back section that straight hair lacks. The slick back with a high fade reads as sharp and intentional — it's a power cut for formal settings.</w:t>
+        <w:t xml:space="preserve">The slick back needs enough length to comb flat against the head without popping up at the crown — three inches minimum, five inches for a full, unbroken sweep. The high fade strips the sides clean so the slicked top becomes the only visual element. Use a water-based pomade with strong hold — oil-based products give more shine but transfer onto pillows and collars. Comb straight back from the hairline, pressing the sides flat where they meet the fade line. On wavy hair, the natural bend creates subtle volume in the swept-back section that straight hair lacks. The slick back with a high fade reads as sharp and intentional — it's a power cut for formal settings.</w:t>
       </w:r>
     </w:p>
     <w:p>
@@ -2668,7 +2668,7 @@
           <w:sz w:val="24"/>
           <w:szCs w:val="24"/>
         </w:rPr>
-        <w:t xml:space="preserve">The modern mullet with a high fade has nothing in common with the 1980s version. The high fade cleans up the sides completely, which transforms the mullet from chaotic to structured — the longer back becomes a design choice rather than neglect. Keep the back textured with a sea salt spray rather than leaving it blunt and heavy. The length at the back should hit the nape or just below — any longer and it crosses from modern mullet into costume territory. On curly hair, the mullet takes on a naturally tousled quality at the back that straight hair needs product to achieve. This cut is polarising — which is exactly why the men who wear it, wear it well.</w:t>
+        <w:t xml:space="preserve">The modern mullet with a high fade has nothing in common with the 1980s version. The high fade cleans up the sides completely, which turns the mullet from chaotic to structured — the longer back becomes a design choice rather than neglect. Keep the back textured with a sea salt spray rather than leaving it blunt and heavy. The length at the back should hit the nape or just below — any longer and it crosses from modern mullet into costume territory. On curly hair, the mullet takes on a naturally tousled quality at the back that straight hair needs product to achieve. This cut is polarising — which is exactly why the men who wear it, wear it well.</w:t>
       </w:r>
     </w:p>
     <w:p>
@@ -3139,7 +3139,7 @@
           <w:sz w:val="24"/>
           <w:szCs w:val="24"/>
         </w:rPr>
-        <w:t xml:space="preserve">The side part is one of the oldest men's haircuts — pairing it with a high fade modernises it completely. The high fade creates a clean canvas on the sides that makes even a conservative side part look current. Use a comb to define the part line, then style the top to one side with a matte pomade. The side that the part exposes should show the fade blending seamlessly upward — no abrupt lines, no weight bumps. On straight hair, the side part lies flat and structured. On wavy hair, the parted section has natural body that straight hair needs blow-drying to replicate. Keep the part on your dominant side — whichever direction your hair naturally falls is where the part should sit.</w:t>
+        <w:t xml:space="preserve">The side part is one of the oldest men's haircuts — pairing it with a high fade modernises it completely. The high fade creates a clean canvas on the sides that makes even a conservative side part look current. Use a comb to define the part line, then style the top to one side with a matte pomade. The side that the part exposes should show the fade blending smoothly upward — no abrupt lines, no weight bumps. On straight hair, the side part lies flat and structured. On wavy hair, the parted section has natural body that straight hair needs blow-drying to replicate. Keep the part on your dominant side — whichever direction your hair naturally falls is where the part should sit.</w:t>
       </w:r>
     </w:p>
     <w:p>
@@ -3296,7 +3296,7 @@
           <w:sz w:val="24"/>
           <w:szCs w:val="24"/>
         </w:rPr>
-        <w:t xml:space="preserve">The crew cut with a high fade is the cleanest version of this classic cut. The graduated top — about two inches at the front tapering to half an inch at the crown — creates a subtle slope that gives the head shape definition. The high fade on the sides amplifies that slope by removing competing length below. This is a professional-environment cut that needs no styling — towel dry, run your fingers through the front for minimal direction, and you're done. The high fade elevates it from a standard crew cut to something with structure. On thick hair, the graduated top prevents the heavy, helmet-like look that a uniform-length crew cut can create.</w:t>
+        <w:t xml:space="preserve">The crew cut with a high fade is the cleanest version of this classic cut. The graduated top — about two inches at the front tapering to half an inch at the crown — creates a subtle slope that gives the head shape definition. The high fade on the sides amplifies that slope by removing competing length below. This is a professional-environment cut that needs no styling — towel dry, run your fingers through the front for minimal direction, and you're done. The high fade takes it from a standard crew cut to something with structure. On thick hair, the graduated top prevents the heavy, helmet-like look that a uniform-length crew cut can create.</w:t>
       </w:r>
     </w:p>
     <w:p>
@@ -5669,7 +5669,25 @@
           <w:sz w:val="24"/>
           <w:szCs w:val="24"/>
         </w:rPr>
-        <w:t xml:space="preserve">The disconnected top is the opposite of a gradual blend — there's a deliberate, visible line where the longer top meets the high-faded sides. No transition, no gradient, just two contrasting lengths side by side. This creates a bold, graphic look that works best when the top has enough length (three inches minimum) to style in a clear direction. On straight hair, the disconnect line is sharp and pronounced. On wavy hair, the texture softens the line slightly, which can look less jarring. I'd recommend this to men who want a high fade that makes a visual statement — the disconnect is the first thing anyone notices, so it needs to be cut precisely. For more [undercut fade](https://stylexmagazine.com/undercut-fade-hairstyles/) variations, we cover the full range separately.</w:t>
+        <w:t xml:space="preserve">The disconnected top is the opposite of a gradual blend — there's a deliberate, visible line where the longer top meets the high-faded sides. No transition, no gradient, just two contrasting lengths side by side. This creates a bold, graphic look that works best when the top has enough length (three inches minimum) to style in a clear direction. On straight hair, the disconnect line is sharp and pronounced. On wavy hair, the texture softens the line slightly, which can look less jarring. I'd recommend this to men who want a high fade that makes a visual statement — the disconnect is the first thing anyone notices, so it needs to be cut precisely. For more </w:t>
+      </w:r>
+      <w:r>
+        <w:rPr>
+          <w:rFonts w:ascii="Georgia" w:cs="Georgia" w:eastAsia="Georgia" w:hAnsi="Georgia"/>
+          <w:b/>
+          <w:bCs/>
+          <w:sz w:val="24"/>
+          <w:szCs w:val="24"/>
+        </w:rPr>
+        <w:t xml:space="preserve">undercut fade</w:t>
+      </w:r>
+      <w:r>
+        <w:rPr>
+          <w:rFonts w:ascii="Georgia" w:cs="Georgia" w:eastAsia="Georgia" w:hAnsi="Georgia"/>
+          <w:sz w:val="24"/>
+          <w:szCs w:val="24"/>
+        </w:rPr>
+        <w:t xml:space="preserve"> variations, we cover the full range separately.</w:t>
       </w:r>
     </w:p>
     <w:p>
@@ -5707,7 +5725,7 @@
           <w:sz w:val="24"/>
           <w:szCs w:val="24"/>
         </w:rPr>
-        <w:t xml:space="preserve">The high fade changes how the sides of the face are framed, which means face shape determines how it lands.</w:t>
+        <w:t xml:space="preserve">The high fade changes how the sides of the face are framed — so face shape determines how it lands.</w:t>
       </w:r>
     </w:p>
     <w:p>
@@ -5893,7 +5911,7 @@
           <w:sz w:val="24"/>
           <w:szCs w:val="24"/>
         </w:rPr>
-        <w:t xml:space="preserve"> shows every line in the fade. The transition from skin to length is fully visible, which means the barber's precision is on display. Straight hair benefits from texturing on top — without it, the top lies flat against the head and looks lifeless above the sharp fade. Point cutting and razor texturising add the separation that straight hair lacks naturally.</w:t>
+        <w:t xml:space="preserve"> shows every line in the fade. The transition from skin to length is fully visible, so the barber's precision is on display. Straight hair benefits from texturing on top — without it, the top lies flat against the head and looks lifeless above the sharp fade. Point cutting and razor texturising add the separation that straight hair lacks naturally.</w:t>
       </w:r>
     </w:p>
     <w:p>
@@ -6685,7 +6703,7 @@
           <w:sz w:val="24"/>
           <w:szCs w:val="24"/>
         </w:rPr>
-        <w:t xml:space="preserve">A high fade creates clean, exposed sides — which means the transition from hair to beard becomes a visible design element. Getting that junction right matters as much as the fade itself.</w:t>
+        <w:t xml:space="preserve">A high fade creates clean, exposed sides — so the transition from hair to beard becomes a visible design element. Getting that junction right matters as much as the fade itself.</w:t>
       </w:r>
     </w:p>
     <w:p>
@@ -7125,7 +7143,7 @@
           <w:sz w:val="24"/>
           <w:szCs w:val="24"/>
         </w:rPr>
-        <w:t xml:space="preserve">Compared to a low or mid fade, yes. The higher blend point exposes more contrast, which means growth is visible sooner. Budget for barber visits every two to three weeks and a home trimmer for neckline touch-ups between cuts.</w:t>
+        <w:t xml:space="preserve">Compared to a low or mid fade, yes. The higher blend point exposes more contrast, so growth is visible sooner. Budget for barber visits every two to three weeks and a home trimmer for neckline touch-ups between cuts.</w:t>
       </w:r>
     </w:p>
     <w:p>

--- a/High-Fade-Haircut.docx
+++ b/High-Fade-Haircut.docx
@@ -54,20 +54,20 @@
           <w:sz w:val="24"/>
           <w:szCs w:val="24"/>
         </w:rPr>
-        <w:t xml:space="preserve">A high fade strips more side weight than any other fade height. The blend line sits near the upper temples, which means less hair on the sides, more visual emphasis on whatever you're wearing on top. That contrast is what makes the high fade the boldest option in the fade family — and the one that demands the most from your barber's blending skill.</w:t>
-      </w:r>
-    </w:p>
-    <w:p>
-      <w:pPr>
-        <w:spacing w:after="120" w:line="276"/>
-      </w:pPr>
-      <w:r>
-        <w:rPr>
-          <w:rFonts w:ascii="Georgia" w:cs="Georgia" w:eastAsia="Georgia" w:hAnsi="Georgia"/>
-          <w:sz w:val="24"/>
-          <w:szCs w:val="24"/>
-        </w:rPr>
-        <w:t xml:space="preserve">I've cut thousands of high fades over eight years behind the chair, and the style keeps evolving. David Beckham, Michael B. Jordan, Zayn Malik, and Drake have all worn variations of the high fade — Beckham with a slicked-back top, Jordan with a textured high top, Zayn with a dyed angular fringe, Drake with a clean buzz. The structure stays the same — high blend point, clean transition, length on top — but the styles men pair with it now range from textured crops to modern mullets. Below are the 35 best high fade haircuts worth asking for in 2026.</w:t>
+        <w:t xml:space="preserve">A high fade strips more side weight than any other fade height. The blend line sits near the upper temples — less hair on the sides, more visual emphasis on whatever you're wearing on top. That contrast is what makes the high fade the boldest option in the fade family.</w:t>
+      </w:r>
+    </w:p>
+    <w:p>
+      <w:pPr>
+        <w:spacing w:after="120" w:line="276"/>
+      </w:pPr>
+      <w:r>
+        <w:rPr>
+          <w:rFonts w:ascii="Georgia" w:cs="Georgia" w:eastAsia="Georgia" w:hAnsi="Georgia"/>
+          <w:sz w:val="24"/>
+          <w:szCs w:val="24"/>
+        </w:rPr>
+        <w:t xml:space="preserve">I've cut thousands of high fades over eight years behind the chair. David Beckham, Michael B. Jordan, Zayn Malik, and Drake have all worn variations — Beckham with a slicked-back top, Jordan with a textured high top, Zayn with a dyed angular fringe, Drake with a clean buzz. The structure stays the same — high blend point, clean transition, length on top — but the styles men pair with it now range from textured crops to modern mullets. Below are the 35 best high fade haircuts worth asking for in 2026.</w:t>
       </w:r>
     </w:p>
     <w:p>
@@ -105,33 +105,33 @@
           <w:sz w:val="24"/>
           <w:szCs w:val="24"/>
         </w:rPr>
-        <w:t xml:space="preserve">A high fade is a blending technique where the hair transitions from longer on top to shorter on the sides, with the fade line starting high on the head — typically two to three inches above the ear, near the temples or the parietal ridge. The blend can go down to skin (a high skin fade), taper to a short guard length (a high taper fade), or curve around the ear (a high burst fade).</w:t>
-      </w:r>
-    </w:p>
-    <w:p>
-      <w:pPr>
-        <w:spacing w:after="120" w:line="276"/>
-      </w:pPr>
-      <w:r>
-        <w:rPr>
-          <w:rFonts w:ascii="Georgia" w:cs="Georgia" w:eastAsia="Georgia" w:hAnsi="Georgia"/>
-          <w:sz w:val="24"/>
-          <w:szCs w:val="24"/>
-        </w:rPr>
-        <w:t xml:space="preserve">The key difference between a high fade and lower fade heights is exposure. A high fade removes most of the side hair, which makes the top the dominant feature. That's why it pairs well with styles that need visual weight on top — pompadours, quiffs, textured crops, and slick backs all benefit from the contrast a high fade creates.</w:t>
-      </w:r>
-    </w:p>
-    <w:p>
-      <w:pPr>
-        <w:spacing w:after="120" w:line="276"/>
-      </w:pPr>
-      <w:r>
-        <w:rPr>
-          <w:rFonts w:ascii="Georgia" w:cs="Georgia" w:eastAsia="Georgia" w:hAnsi="Georgia"/>
-          <w:sz w:val="24"/>
-          <w:szCs w:val="24"/>
-        </w:rPr>
-        <w:t xml:space="preserve">High fades work on straight, wavy, curly, and coiled hair. The technique stays the same — the texture on top just changes what the finished cut looks like. On straight hair, the blend line is more visible, so precision matters more. On curly or coiled hair, the natural texture softens the transition, giving the barber slightly more room.</w:t>
+        <w:t xml:space="preserve">A high fade is a blending technique where the hair transitions from longer on top to shorter on the sides, with the fade line starting high — typically two to three inches above the ear, near the temples or the parietal ridge. The blend can go down to skin (a high skin fade), taper to a short guard length (a high taper fade), or curve around the ear (a high burst fade).</w:t>
+      </w:r>
+    </w:p>
+    <w:p>
+      <w:pPr>
+        <w:spacing w:after="120" w:line="276"/>
+      </w:pPr>
+      <w:r>
+        <w:rPr>
+          <w:rFonts w:ascii="Georgia" w:cs="Georgia" w:eastAsia="Georgia" w:hAnsi="Georgia"/>
+          <w:sz w:val="24"/>
+          <w:szCs w:val="24"/>
+        </w:rPr>
+        <w:t xml:space="preserve">The key difference between a high fade and lower fade heights is exposure. A high fade removes most of the side hair, making the top the dominant feature. That's why it pairs well with styles that need visual weight on top — pompadours, quiffs, textured crops, and slick backs all benefit from the contrast.</w:t>
+      </w:r>
+    </w:p>
+    <w:p>
+      <w:pPr>
+        <w:spacing w:after="120" w:line="276"/>
+      </w:pPr>
+      <w:r>
+        <w:rPr>
+          <w:rFonts w:ascii="Georgia" w:cs="Georgia" w:eastAsia="Georgia" w:hAnsi="Georgia"/>
+          <w:sz w:val="24"/>
+          <w:szCs w:val="24"/>
+        </w:rPr>
+        <w:t xml:space="preserve">High fades work on straight, wavy, curly, and coiled hair. On straight hair, the blend line is more visible, so precision matters more. On curly or coiled hair, the natural texture softens the transition.</w:t>
       </w:r>
     </w:p>
     <w:p>
@@ -313,7 +313,7 @@
           <w:sz w:val="24"/>
           <w:szCs w:val="24"/>
         </w:rPr>
-        <w:t xml:space="preserve">The textured crop is the most requested high fade pairing I see in the chair. The choppy top adds visual density without length — which matters because a high fade exposes a lot of scalp on the sides, so the top needs enough texture to balance the proportions. Point-cut the ends rather than blunt-cutting them. On straight hair, blunt ends lie flat and look thin. Point-cut ends separate and create the illusion of more hair. Style with a matte clay, working it through damp hair from back to front, then let it air dry for the most natural separation.</w:t>
+        <w:t xml:space="preserve">The textured crop is the most requested high fade pairing I see in the chair. The choppy top adds visual density without length — point-cut the ends rather than blunt-cutting them, because blunt ends lie flat and look thin on straight hair. Style with a matte clay, working it through damp hair from back to front, then air dry for natural separation.</w:t>
       </w:r>
     </w:p>
     <w:p>
@@ -470,7 +470,7 @@
           <w:sz w:val="24"/>
           <w:szCs w:val="24"/>
         </w:rPr>
-        <w:t xml:space="preserve">The high skin fade is the most aggressive version — the sides go to skin, which means zero room for error in the blend. This is the cut that separates a good barber from a great one. The transition from bare skin to the top length needs to be seamless, with no visible lines or weight gaps. On curly and coiled hair, the natural texture helps soften the blend line. On straight hair, every imperfection shows, so I'd recommend a barber who uses both clippers and a straight razor for the skin line. Maintenance is non-negotiable — two weeks maximum between cuts, or the grow-out looks patchy rather than intentional.</w:t>
+        <w:t xml:space="preserve">The high skin fade is the most aggressive version — the sides go to skin, zero room for error in the blend. On curly and coiled hair, the natural texture helps soften the blend line. On straight hair, every imperfection shows — I'd recommend a barber who uses both clippers and a straight razor. Two weeks maximum between cuts, or the grow-out looks patchy.</w:t>
       </w:r>
     </w:p>
     <w:p>
@@ -627,7 +627,7 @@
           <w:sz w:val="24"/>
           <w:szCs w:val="24"/>
         </w:rPr>
-        <w:t xml:space="preserve">A high taper fade gives you the high blend point without the starkness of going to skin. The sides taper down to a very short guard length — usually a #0.5 or #1 — which keeps some density at the lowest point. This is the version I recommend for corporate environments where a skin fade might read as too aggressive. The blend is softer, the grow-out is more forgiving, and you can stretch the time between cuts to three weeks without looking unkempt. On fine or thin hair, the taper fade works better than a skin fade because the gradual transition doesn't create a hard contrast that highlights low density on top.</w:t>
+        <w:t xml:space="preserve">A high taper fade gives you the high blend point without the starkness of going to skin. This is the version I recommend for corporate environments where a skin fade reads as too aggressive. The grow-out is more forgiving — you can stretch to three weeks between cuts. On fine or thin hair, the gradual transition works better than a skin fade because it doesn't create a hard contrast that highlights low density on top.</w:t>
       </w:r>
     </w:p>
     <w:p>
@@ -784,7 +784,7 @@
           <w:sz w:val="24"/>
           <w:szCs w:val="24"/>
         </w:rPr>
-        <w:t xml:space="preserve">The high fade comb over is the modern evolution of a classic style. The high fade amplifies the top length by removing the visual weight from the sides, making even two to three inches on top look substantial. A hard part adds definition — ask your barber to razor a line in — or keep a natural part for a softer look. Style with a water-based pomade for shine and hold without the greasy residue. The trick is combing from back to front first to build volume at the roots, then sweeping to the side. On wavy hair, the natural bend at the front creates a subtle lift that straight hair needs product to achieve.</w:t>
+        <w:t xml:space="preserve">The high fade amplifies the top length by removing visual weight from the sides, making even two to three inches look substantial. Style with a water-based pomade — comb from back to front first to build volume at the roots, then sweep to the side. On wavy hair, the natural bend creates a subtle lift that straight hair needs product to achieve.</w:t>
       </w:r>
     </w:p>
     <w:p>
@@ -941,7 +941,7 @@
           <w:sz w:val="24"/>
           <w:szCs w:val="24"/>
         </w:rPr>
-        <w:t xml:space="preserve">The hard part turns the high fade into something architectural. That razor line creates a deliberate boundary between the top and the fade — no ambiguity, no softness. I cut the hard part about a finger's width from the natural part line, which keeps it looking intentional rather than off-centre. The line needs to be re-razored every two weeks; once it grows in even slightly, it looks blurred rather than sharp. On thick hair, the hard part creates a satisfying visual break. On fine hair, it can expose too much scalp at the part line — in that case, I'd skip the razor and use a natural part instead.</w:t>
+        <w:t xml:space="preserve">The hard part turns the high fade into something architectural — that razor line creates a deliberate boundary between the top and the fade. I cut it about a finger's width from the natural part line. The line needs re-razoring every two weeks. On thick hair, the hard part creates a satisfying visual break. On fine hair, it can expose too much scalp — skip the razor and use a natural part instead.</w:t>
       </w:r>
     </w:p>
     <w:p>
@@ -1098,7 +1098,7 @@
           <w:sz w:val="24"/>
           <w:szCs w:val="24"/>
         </w:rPr>
-        <w:t xml:space="preserve">The high top fade is built for Afro-textured and tightly coiled hair — the natural density holds the flat, squared-off shape that defines this cut. The sides go to skin with a high fade, and the top is shaped with clippers and a pick into that distinctive flat platform. On round faces, the vertical height from the high top elongates the face proportionally. This cut needs regular shaping — every ten to fourteen days — because even small amounts of growth on the sides throw off the silhouette. The top can be maintained with a pick and a light holding spray to keep the shape upright throughout the day.</w:t>
+        <w:t xml:space="preserve">The high top fade is built for Afro-textured and tightly coiled hair — the natural density holds the flat, squared-off shape. The sides go to skin, and the top is shaped with clippers and a pick into that distinctive flat platform. On round faces, the vertical height elongates the face proportionally. Needs shaping every ten to fourteen days — even small growth on the sides throws off the silhouette.</w:t>
       </w:r>
     </w:p>
     <w:p>
@@ -1255,7 +1255,7 @@
           <w:sz w:val="24"/>
           <w:szCs w:val="24"/>
         </w:rPr>
-        <w:t xml:space="preserve">The pompadour needs contrast to work — without a fade, it can look heavy and dated. A high fade solves that by stripping the sides down and letting the rolled front section command all the attention. Blow-dry the front section upward using a round brush, pulling the hair up and back rather than straight up. Once dry, work a medium-hold matte pomade through the length, shaping the roll with your fingers. On wavy hair, the natural texture gives the pompadour movement that straight hair needs a blow dryer to achieve. The high fade pompadour suits men who want a statement cut — it's not subtle, and that's the point.</w:t>
+        <w:t xml:space="preserve">The pompadour needs contrast — without a fade, it looks heavy and dated. Blow-dry the front upward using a round brush, pulling up and back, then work a medium-hold matte pomade through the length. On wavy hair, the natural texture gives movement that straight hair needs a blow dryer to achieve. The high fade pompadour is a statement cut — it's not subtle, and that's the point.</w:t>
       </w:r>
     </w:p>
     <w:p>
@@ -1412,7 +1412,7 @@
           <w:sz w:val="24"/>
           <w:szCs w:val="24"/>
         </w:rPr>
-        <w:t xml:space="preserve">The quiff is a looser, more relaxed cousin of the pompadour — less height, more texture, and easier to maintain throughout the day. The high fade gives the quiff enough contrast to look styled rather than just windblown. Apply a pre-styler to damp hair, blow-dry the front up and slightly back, then finish with a matte clay for texture. The key difference between a quiff and a pompadour is structure — the quiff should look like it happened naturally, even though it took a blow dryer and two products to get there. On straight fine hair, a volumising spray before blow-drying makes the difference between a quiff that stands and one that collapses by noon.</w:t>
+        <w:t xml:space="preserve">The quiff is a looser cousin of the pompadour — less height, more texture, easier to maintain. Apply a pre-styler to damp hair, blow-dry the front up and slightly back, finish with a matte clay. The quiff should look like it happened naturally, even though it took a blow dryer and two products. On straight fine hair, a volumising spray before blow-drying makes the difference between a quiff that stands and one that collapses by noon.</w:t>
       </w:r>
     </w:p>
     <w:p>
@@ -1569,7 +1569,7 @@
           <w:sz w:val="24"/>
           <w:szCs w:val="24"/>
         </w:rPr>
-        <w:t xml:space="preserve">The high and tight is a military cut adapted for civilian wear. The top stays short enough that you can't style it — half an inch to one inch — and the high fade takes the sides to skin. No product, no blow dryer, no styling time. The entire cut takes a barber about fifteen minutes. This is the cut I recommend for men who genuinely want zero maintenance and have the head shape to carry it — strong jawlines and oval or square faces wear it best. Round faces can struggle because the short top doesn't add any vertical height to counteract width. On all hair textures, the high and tight works equally well because the length is too short for texture to change the silhouette.</w:t>
+        <w:t xml:space="preserve">The high and tight is a military cut adapted for civilian wear — no product, no blow dryer, no styling time. The entire cut takes about fifteen minutes. Best for men who want zero maintenance with strong jawlines and oval or square faces. Round faces can struggle because the short top doesn't add vertical height to counteract width.</w:t>
       </w:r>
     </w:p>
     <w:p>
@@ -1726,7 +1726,7 @@
           <w:sz w:val="24"/>
           <w:szCs w:val="24"/>
         </w:rPr>
-        <w:t xml:space="preserve">A standard buzz cut can look flat and shapeless. A high fade fixes that — the contrast gives the head a defined structure. The top stays at a #2 or #3 guard — short enough to be low-maintenance, long enough to read as a deliberate choice rather than a shave. The high fade on the sides graduates from skin upward, which creates a gradient that makes the uniform top look intentional. This is a strong option for men with thinning hair at the crown — the short, even top minimises the visual difference between thinner and denser areas while the high fade draws attention to the structured sides.</w:t>
+        <w:t xml:space="preserve">A standard buzz can look flat and shapeless — a high fade fixes that by adding a gradient that gives the head defined structure. Strong option for men with thinning hair at the crown — the short, even top minimises the visual difference between thinner and denser areas while the fade draws the eye to the structured sides.</w:t>
       </w:r>
     </w:p>
     <w:p>
@@ -1883,7 +1883,7 @@
           <w:sz w:val="24"/>
           <w:szCs w:val="24"/>
         </w:rPr>
-        <w:t xml:space="preserve">The slick back needs enough length to comb flat against the head without popping up at the crown — three inches minimum, five inches for a full, unbroken sweep. The high fade strips the sides clean so the slicked top becomes the only visual element. Use a water-based pomade with strong hold — oil-based products give more shine but transfer onto pillows and collars. Comb straight back from the hairline, pressing the sides flat where they meet the fade line. On wavy hair, the natural bend creates subtle volume in the swept-back section that straight hair lacks. The slick back with a high fade reads as sharp and intentional — it's a power cut for formal settings.</w:t>
+        <w:t xml:space="preserve">The slick back needs three inches minimum — five for a full, unbroken sweep. Use a water-based pomade with strong hold; oil-based products give more shine but transfer onto pillows and collars. Comb straight back from the hairline. On wavy hair, the natural bend creates subtle volume in the swept-back section. The slick back with a high fade is a power cut for formal settings.</w:t>
       </w:r>
     </w:p>
     <w:p>
@@ -2040,7 +2040,7 @@
           <w:sz w:val="24"/>
           <w:szCs w:val="24"/>
         </w:rPr>
-        <w:t xml:space="preserve">The burst fade follows the ear's natural curve rather than running in a straight horizontal line. That arc creates a softer, more organic-looking fade — still bold because of the high starting point, but with a shape that complements rather than fights the head's geometry. The burst fade pairs especially well with curly and coiled tops because the curved fade line echoes the natural rounded texture above it. Behind the ear, the hair can be left slightly longer or shaped into a V or natural neckline — a straight neckline looks too rigid with a burst fade's organic shape. I recommend this one to men who want a high fade that feels less military and more stylised.</w:t>
+        <w:t xml:space="preserve">The burst fade follows the ear's natural curve rather than a straight horizontal line — still bold because of the high starting point, but with an organic shape. Pairs especially well with curly and coiled tops because the curved fade line echoes the rounded texture above. I recommend this to men who want a high fade that feels less military and more stylised.</w:t>
       </w:r>
     </w:p>
     <w:p>
@@ -2197,7 +2197,7 @@
           <w:sz w:val="24"/>
           <w:szCs w:val="24"/>
         </w:rPr>
-        <w:t xml:space="preserve">The faux hawk uses the high fade to create the illusion of a mohawk without the commitment. The centre strip is two to three inches wide, styled upward with a strong-hold clay, and the high fade on each side makes that strip the only thing you see. On round faces, the vertical height from the centre ridge elongates the face the same way a quiff does — but with a more aggressive edge. The trick is keeping the centre strip textured, not spiked. Spiked tips looked good in 2005. In 2026, the faux hawk works best with a matte, tousled finish — push the hair upward and slightly forward, letting the ends separate naturally rather than pointing them into spikes.</w:t>
+        <w:t xml:space="preserve">The faux hawk creates the illusion of a mohawk without the commitment — the centre strip is two to three inches wide, styled upward with a strong-hold clay. On round faces, the vertical height elongates the face. In 2026, the faux hawk works best with a matte, tousled finish — push upward and slightly forward, letting the ends separate naturally rather than pointing them into spikes.</w:t>
       </w:r>
     </w:p>
     <w:p>
@@ -2354,7 +2354,7 @@
           <w:sz w:val="24"/>
           <w:szCs w:val="24"/>
         </w:rPr>
-        <w:t xml:space="preserve">The curly top with a high fade is about contrast — the dense, textured top against the clean, faded sides. The curls do the styling work on their own; the barber's job is getting the fade blend right where the curls meet the shorter sides. On tight curls, I blend with the grain of the curl pattern rather than against it, which keeps the transition smooth. Leave-in conditioner and a curl cream are the only products you need — anything heavier weighs the curls down and kills the volume that makes this cut work. Let the top air dry whenever possible. Blow-drying curly hair on this cut creates frizz at the fade line where the shorter hairs don't have enough length to curl.</w:t>
+        <w:t xml:space="preserve">The curly top with a high fade is about contrast — dense texture on top against clean, faded sides. On tight curls, I blend with the grain of the curl pattern rather than against it. Leave-in conditioner and a curl cream are the only products needed — anything heavier weighs the curls down. Air dry whenever possible; blow-drying creates frizz at the fade line.</w:t>
       </w:r>
     </w:p>
     <w:p>
@@ -2511,7 +2511,7 @@
           <w:sz w:val="24"/>
           <w:szCs w:val="24"/>
         </w:rPr>
-        <w:t xml:space="preserve">The long-on-top, high-fade combination is the most dramatic contrast cut available. Eight inches of length sitting above skin-faded sides creates a look that's impossible to ignore — and impossible to half-commit to. The growing-out phase between a standard cut and this length takes four to six months of awkward stages, so most men who wear this have been committed to the length for a while. Once there, the styling options open up — slicked back for formal occasions, loose and natural for daily wear, tied into a top knot when it's in the way. On straight hair, the length falls flat and sleek. On wavy hair, it builds natural volume. Both work — the style just reads differently.</w:t>
+        <w:t xml:space="preserve">The most dramatic contrast cut available — eight inches above skin-faded sides. The growing-out phase takes four to six months of awkward stages. Once there, styling options open up: slicked back for formal occasions, loose for daily wear, top knot when it's in the way. On straight hair, the length falls flat and sleek. On wavy hair, it builds natural volume.</w:t>
       </w:r>
     </w:p>
     <w:p>
@@ -2668,7 +2668,7 @@
           <w:sz w:val="24"/>
           <w:szCs w:val="24"/>
         </w:rPr>
-        <w:t xml:space="preserve">The modern mullet with a high fade has nothing in common with the 1980s version. The high fade cleans up the sides completely, which turns the mullet from chaotic to structured — the longer back becomes a design choice rather than neglect. Keep the back textured with a sea salt spray rather than leaving it blunt and heavy. The length at the back should hit the nape or just below — any longer and it crosses from modern mullet into costume territory. On curly hair, the mullet takes on a naturally tousled quality at the back that straight hair needs product to achieve. This cut is polarising — which is exactly why the men who wear it, wear it well.</w:t>
+        <w:t xml:space="preserve">The modern mullet with a high fade has nothing in common with the 1980s version — the high fade cleans up the sides completely, which turns the mullet from chaotic to structured. Keep the back textured with a sea salt spray; length should hit the nape or just below. On curly hair, the mullet takes on a naturally tousled quality that straight hair needs product to achieve.</w:t>
       </w:r>
     </w:p>
     <w:p>
@@ -2825,7 +2825,7 @@
           <w:sz w:val="24"/>
           <w:szCs w:val="24"/>
         </w:rPr>
-        <w:t xml:space="preserve">Spiky hair with a high fade has resurfaced through Y2K revival trends and TikTok nostalgia — but the 2026 version is matte and textured, not gelled and rigid. The high fade makes the spikes the focal point by removing competing visual weight from the sides. Work a strong-hold matte clay into towel-dried hair, pushing sections upward from the roots. The spikes should look separated and natural, not uniform. On fine hair, a texture powder at the roots before the clay gives the grip needed to hold the spikes upright. This is a Gen Z favourite that's crossed into mainstream — it works for men in their twenties and thirties who want a cut with personality without the commitment of a pompadour or quiff.</w:t>
+        <w:t xml:space="preserve">Spiky hair with a high fade has resurfaced through Y2K revival trends — but the 2026 version is matte and textured, not gelled and rigid. Work a strong-hold matte clay into towel-dried hair, pushing sections upward from the roots. On fine hair, a texture powder at the roots gives the grip needed to hold spikes upright. Works for men in their twenties and thirties who want personality without the commitment of a pompadour.</w:t>
       </w:r>
     </w:p>
     <w:p>
@@ -2982,7 +2982,7 @@
           <w:sz w:val="24"/>
           <w:szCs w:val="24"/>
         </w:rPr>
-        <w:t xml:space="preserve">The French crop with a high fade is a stronger version of the textured crop — the higher fade creates more contrast, and the blunt fringe at the front gives the cut a defined edge. The fringe should sit at or just above the eyebrows. Any longer and it falls into your eyes; any shorter and it reads as a buzz cut with an accident at the front. I cut the fringe with point-cutting shears to soften the edge — a perfectly blunt line looks too heavy on thin hair. On straight hair, the forward fringe naturally lies flat, which makes it the lowest-maintenance version. On wavy hair, the fringe may need a flat iron or a quick blow-dry downward to keep it from lifting.</w:t>
+        <w:t xml:space="preserve">The French crop with a high fade is a stronger version of the textured crop — the blunt fringe at the front gives the cut a defined edge. Fringe should sit at or just above the eyebrows. I cut it with point-cutting shears to soften the edge on thin hair. On straight hair, the fringe naturally lies flat. On wavy hair, it may need a flat iron or quick blow-dry downward to keep it from lifting.</w:t>
       </w:r>
     </w:p>
     <w:p>
@@ -3139,7 +3139,7 @@
           <w:sz w:val="24"/>
           <w:szCs w:val="24"/>
         </w:rPr>
-        <w:t xml:space="preserve">The side part is one of the oldest men's haircuts — pairing it with a high fade modernises it completely. The high fade creates a clean canvas on the sides that makes even a conservative side part look current. Use a comb to define the part line, then style the top to one side with a matte pomade. The side that the part exposes should show the fade blending smoothly upward — no abrupt lines, no weight bumps. On straight hair, the side part lies flat and structured. On wavy hair, the parted section has natural body that straight hair needs blow-drying to replicate. Keep the part on your dominant side — whichever direction your hair naturally falls is where the part should sit.</w:t>
+        <w:t xml:space="preserve">The side part is one of the oldest men's haircuts — pairing it with a high fade modernises it completely. Use a comb to define the part line, then style to one side with a matte pomade. On straight hair, it lies flat and structured. On wavy hair, the parted section has natural body. Keep the part on your dominant side — whichever direction your hair naturally falls.</w:t>
       </w:r>
     </w:p>
     <w:p>
@@ -3296,7 +3296,7 @@
           <w:sz w:val="24"/>
           <w:szCs w:val="24"/>
         </w:rPr>
-        <w:t xml:space="preserve">The crew cut with a high fade is the cleanest version of this classic cut. The graduated top — about two inches at the front tapering to half an inch at the crown — creates a subtle slope that gives the head shape definition. The high fade on the sides amplifies that slope by removing competing length below. This is a professional-environment cut that needs no styling — towel dry, run your fingers through the front for minimal direction, and you're done. The high fade takes it from a standard crew cut to something with structure. On thick hair, the graduated top prevents the heavy, helmet-like look that a uniform-length crew cut can create.</w:t>
+        <w:t xml:space="preserve">The graduated top — about two inches at the front tapering to half an inch at the crown — creates a slope that gives the head shape definition. No styling needed — towel dry, run your fingers through the front, done. The high fade takes it from a standard crew cut to something with structure. On thick hair, the graduated top prevents the heavy, helmet-like look.</w:t>
       </w:r>
     </w:p>
     <w:p>
@@ -3453,7 +3453,7 @@
           <w:sz w:val="24"/>
           <w:szCs w:val="24"/>
         </w:rPr>
-        <w:t xml:space="preserve">The drop fade adjusts the high fade line so it follows the head's natural curve rather than running in a straight horizontal line. At the temples, the fade sits high. Behind the ear, it drops lower — typically to mid-level — which keeps more coverage at the back while maintaining the high-fade contrast at the front and sides. I recommend the drop fade for men who want the boldness of a high fade from the front view but a more gradual look from behind. It's also more flattering for head shapes that have a flat or pronounced occipital bone — the dropped line works with that shape rather than fighting it.</w:t>
+        <w:t xml:space="preserve">The drop fade adjusts the high fade line so it follows the head's natural curve. At the temples, the fade sits high; behind the ear, it drops to mid-level. I recommend this for men who want high-fade boldness from the front but a more gradual look from behind. Also flattering for head shapes with a flat or pronounced occipital bone.</w:t>
       </w:r>
     </w:p>
     <w:p>
@@ -3610,7 +3610,7 @@
           <w:sz w:val="24"/>
           <w:szCs w:val="24"/>
         </w:rPr>
-        <w:t xml:space="preserve">The brush up pushes all the hair straight up, creating a column of height that the high fade anchors with clean sides. Apply a volumising mousse to damp hair, blow-dry upward using your fingers to direct the hair, then lock the shape with a matte clay. The height should look textured and natural — not spiked, not cemented. On round faces, the brush up adds the vertical dimension that a high fade alone cannot provide — together, they elongate the face from two directions. On fine hair, the brush up needs a pre-styling volumiser to hold. On thick hair, it holds naturally but may need thinning at the roots to prevent the brushed-up section from looking too dense and heavy.</w:t>
+        <w:t xml:space="preserve">The brush up pushes all hair straight up — apply a volumising mousse to damp hair, blow-dry upward, then lock with a matte clay. On round faces, the vertical dimension elongates the face from two directions alongside the high fade. On fine hair, a pre-styling volumiser is needed. On thick hair, thinning at the roots prevents the brushed-up section from looking too dense.</w:t>
       </w:r>
     </w:p>
     <w:p>
@@ -3767,7 +3767,7 @@
           <w:sz w:val="24"/>
           <w:szCs w:val="24"/>
         </w:rPr>
-        <w:t xml:space="preserve">The angular fringe creates diagonal movement across the forehead — the fringe starts longer on one side and sweeps across to shorter on the other, creating an asymmetric line that adds visual interest to the face. The high fade below this angular line amplifies the asymmetry by keeping the sides completely clean. On diamond and heart-shaped faces, the angular fringe balances a narrow chin by adding horizontal width at the forehead level. Style by blow-drying the fringe in the direction of the sweep, using a flat brush to guide the angle. A light-hold hairspray keeps the fringe in position without making it stiff. On wavy hair, the natural texture gives the fringe movement; on straight hair, a slight bend with a flat iron at the mid-length prevents the fringe from lying too flat.</w:t>
+        <w:t xml:space="preserve">The angular fringe creates diagonal movement across the forehead — an asymmetric line that adds visual interest. On diamond and heart-shaped faces, it balances a narrow chin by adding width at the forehead level. Blow-dry in the direction of the sweep using a flat brush. On wavy hair, natural texture gives movement; on straight hair, a slight bend with a flat iron prevents it from lying too flat.</w:t>
       </w:r>
     </w:p>
     <w:p>
@@ -3924,7 +3924,7 @@
           <w:sz w:val="24"/>
           <w:szCs w:val="24"/>
         </w:rPr>
-        <w:t xml:space="preserve">The full mohawk with a high skin fade is the most committed cut on this list. The centre strip is narrower than a faux hawk — one to two inches wide — and stands straight up, which means it needs a strong-hold product daily. Blow-dry upward with maximum heat, apply a firm clay or wax, and use your palms to press the strip into shape from both sides simultaneously. On straight hair, the mohawk holds a cleaner vertical line. On curly hair, it fans out into a wider, more textured shape — both look good, but they look different. This is a weekend or creative-industry cut — most corporate environments will not receive it well, regardless of how well it's executed.</w:t>
+        <w:t xml:space="preserve">The full mohawk with a high skin fade is the most committed cut on this list — the centre strip needs a strong-hold product daily. Blow-dry upward with maximum heat, apply a firm clay or wax, press into shape from both sides. On straight hair, the mohawk holds a cleaner vertical line. On curly hair, it fans out wider. This is a weekend or creative-industry cut — most corporate environments won't receive it well.</w:t>
       </w:r>
     </w:p>
     <w:p>
@@ -4099,7 +4099,7 @@
           <w:sz w:val="24"/>
           <w:szCs w:val="24"/>
         </w:rPr>
-        <w:t xml:space="preserve"> with a high fade is a stronger version of the classic Caesar — the traditional version uses a taper or low fade, but the high fade creates a sharper, more modern contrast. The forward-swept fringe covers the hairline, which makes this a solid option for men with a receding front. Keep the top at one inch — any longer and the fringe starts to look like a comb-over rather than a Caesar. On fine hair, the short uniform length minimises the appearance of thin spots. On straight hair, the fringe lies flat naturally. On wavy hair, a quick pass with a flat iron keeps the horizontal line clean.</w:t>
+        <w:t xml:space="preserve"> with a high fade creates sharper contrast than the traditional taper version. The forward-swept fringe covers the hairline — a solid option for men with a receding front. Keep the top at one inch; any longer and it looks like a comb-over. On fine hair, the short uniform length minimises thin spots. On wavy hair, a flat iron keeps the horizontal line clean.</w:t>
       </w:r>
     </w:p>
     <w:p>
@@ -4256,7 +4256,7 @@
           <w:sz w:val="24"/>
           <w:szCs w:val="24"/>
         </w:rPr>
-        <w:t xml:space="preserve">A line up gives the high fade a frame — the hairline at the forehead, temples, and sideburns is sculpted into precise geometric lines using a straight razor or trimmer. The high fade blends down from that lined-up edge. The result is a cut that looks architectural from every angle. The line up needs maintenance every ten to fourteen days — once the hairline grows in even slightly, the sharpness is gone. On curly and coiled hair, the line up creates a striking contrast between the structured edges and the natural texture on top. I use a straight razor for the final edge because trimmers alone can't achieve the same precision at the hairline.</w:t>
+        <w:t xml:space="preserve">A line up gives the high fade a frame — the hairline at the forehead, temples, and sideburns is sculpted into precise geometric lines using a straight razor or trimmer. Needs maintenance every ten to fourteen days. On curly and coiled hair, the line up creates a striking contrast between structured edges and natural texture on top. I use a straight razor for the final edge because trimmers alone can't achieve the same precision.</w:t>
       </w:r>
     </w:p>
     <w:p>
@@ -4413,7 +4413,7 @@
           <w:sz w:val="24"/>
           <w:szCs w:val="24"/>
         </w:rPr>
-        <w:t xml:space="preserve">The Afro with a high fade is about celebrating natural texture while keeping the overall shape controlled. The high skin fade provides the structure — clean, geometric sides — while the Afro on top provides the volume and personality. Shape the Afro with clippers and a pick, keeping the silhouette rounded on top. Use a moisturising leave-in and avoid anything that dries the hair out — Afro texture needs hydration to maintain its shape and prevent breakage. The height of the Afro is a personal choice, but proportionally, the top should be at least twice the length of where the fade begins to create the right contrast.</w:t>
+        <w:t xml:space="preserve">The Afro with a high fade celebrates natural texture while keeping the shape controlled. Shape with clippers and a pick, keeping the silhouette rounded. Use a moisturising leave-in — Afro texture needs hydration to prevent breakage. Proportionally, the top should be at least twice the length of where the fade begins.</w:t>
       </w:r>
     </w:p>
     <w:p>
@@ -4570,7 +4570,7 @@
           <w:sz w:val="24"/>
           <w:szCs w:val="24"/>
         </w:rPr>
-        <w:t xml:space="preserve">The man bun with a high fade is the only cut on this list that looks like two different haircuts depending on whether the hair is up or down. Tied up, you see the high fade and a clean knot. Worn down, the length cascades over the faded sides. The high fade keeps the sides sharp when the bun is in — without the fade, the sides grow out into an awkward middle length that sits flat against the head. Use a hair tie without a metal clasp — metal weakens the hair at the tie point and causes breakage over time. On straight hair, the bun sits sleek and compact. On wavy or curly hair, it has natural volume that creates a fuller knot.</w:t>
+        <w:t xml:space="preserve">The man bun with a high fade looks like two different haircuts depending on whether hair is up or down. The high fade keeps the sides sharp when the bun is in — without the fade, sides grow into an awkward middle length. Use a hair tie without a metal clasp to prevent breakage. On straight hair, the bun sits sleek. On wavy or curly hair, it has natural volume.</w:t>
       </w:r>
     </w:p>
     <w:p>
@@ -4727,7 +4727,7 @@
           <w:sz w:val="24"/>
           <w:szCs w:val="24"/>
         </w:rPr>
-        <w:t xml:space="preserve">The messy top with a high fade works because of the contradiction — the sides are precise and controlled, the top looks like you just woke up. That tension between tidy and undone is what makes it read as styled rather than neglected. Apply a sea salt spray to damp hair, scrunch it with your hands, and let it air dry. Once dry, work a small amount of texture powder into the roots for grip and volume. The high fade is what saves this from looking lazy — without the clean sides, a messy top is just messy. On fine hair, the sea salt spray adds grit and body that the hair lacks naturally. On wavy hair, the texture does most of the work on its own.</w:t>
+        <w:t xml:space="preserve">The messy top works because of the contradiction — precise sides, undone top. Apply a sea salt spray to damp hair, scrunch, air dry, then work texture powder into the roots. The high fade is what saves this from looking lazy — without clean sides, a messy top is just messy. On fine hair, the sea salt spray adds grit and body. On wavy hair, the texture does most of the work.</w:t>
       </w:r>
     </w:p>
     <w:p>
@@ -4884,7 +4884,7 @@
           <w:sz w:val="24"/>
           <w:szCs w:val="24"/>
         </w:rPr>
-        <w:t xml:space="preserve">The tousled fringe sits between an angular fringe and a messy top — it has direction (forward), but no rigid structure. The fringe falls naturally across the forehead, breaking up the face in a way that's casual and effortless. The high fade underneath provides the contrast that keeps the fringe from looking like it just needs a cut. Style with a light-hold cream — anything stronger will make the fringe look stiff, and the entire point is natural movement. On straight hair, the tousled fringe needs a slight scrunch with product to break up the flat surface. On wavy hair, it tousles naturally and needs almost nothing.</w:t>
+        <w:t xml:space="preserve">The tousled fringe has direction (forward) but no rigid structure — it falls naturally, breaking up the face casually. Style with a light-hold cream; anything stronger makes the fringe stiff. On straight hair, a slight scrunch with product breaks up the flat surface. On wavy hair, it tousles naturally and needs almost nothing.</w:t>
       </w:r>
     </w:p>
     <w:p>
@@ -5041,7 +5041,7 @@
           <w:sz w:val="24"/>
           <w:szCs w:val="24"/>
         </w:rPr>
-        <w:t xml:space="preserve">The flat top is a precision cut — the top is shaped level using clippers and a flat comb, creating a horizontal platform that sits parallel to the ground. The high skin fade makes the flat top the dominant shape. This cut works best on Afro-textured and coiled hair because the natural density holds the flat shape upright without product. On thick curly hair, it can work with a strong-hold mousse and blow-drying. On straight or fine hair, the flat top is extremely difficult to maintain — the hair simply won't stand upright long enough. Maintenance every ten to fourteen days is essential to keep the platform level and the fade sharp.</w:t>
+        <w:t xml:space="preserve">The flat top is a precision cut — shaped level with clippers and a flat comb, creating a horizontal platform parallel to the ground. Works best on Afro-textured and coiled hair because the natural density holds the shape without product. On straight or fine hair, the flat top is extremely difficult — the hair won't stand upright. Maintenance every ten to fourteen days.</w:t>
       </w:r>
     </w:p>
     <w:p>
@@ -5198,7 +5198,7 @@
           <w:sz w:val="24"/>
           <w:szCs w:val="24"/>
         </w:rPr>
-        <w:t xml:space="preserve">The wavy top with a high fade lets natural texture do the styling. The waves create volume, movement, and depth that straight hair needs blow-drying and product to achieve — so if you have natural wave, this is the lowest-effort high fade pairing available. Apply a light curl cream or wave spray to damp hair, scrunch it upward, and let it air dry. The high fade keeps the sides clean so the waves on top are the main feature. On thicker wavy hair, thinning shears at the barber remove enough bulk to let the waves move freely. On finer wavy hair, skip the thinning — you need every strand for coverage.</w:t>
+        <w:t xml:space="preserve">If you have natural wave, this is the lowest-effort high fade pairing available — the waves create volume and movement without blow-drying. Apply a light curl cream to damp hair, scrunch, air dry. On thicker wavy hair, thinning shears remove bulk to let waves move freely. On finer wavy hair, skip the thinning — you need every strand.</w:t>
       </w:r>
     </w:p>
     <w:p>
@@ -5355,7 +5355,7 @@
           <w:sz w:val="24"/>
           <w:szCs w:val="24"/>
         </w:rPr>
-        <w:t xml:space="preserve">The blowout with a high fade is the most volume-forward cut on this list. The top is blow-dried with a round brush to create lift at the roots and a full, rounded shape — then the high fade underneath strips the sides to make that volume the only thing you see. Apply a volumising mousse to damp hair, blow-dry section by section using a round brush, lifting at the roots and rolling the ends under. Finish with a light hairspray for hold without stiffness. On straight hair, the blowout adds the volume that the texture doesn't provide naturally. On thick hair, the blow dryer and round brush direct the volume upward rather than letting it push outward — which is the difference between a blowout and just big hair.</w:t>
+        <w:t xml:space="preserve">The most volume-forward cut on this list. Apply a volumising mousse, blow-dry section by section with a round brush, lifting at the roots and rolling ends under. Finish with a light hairspray. On straight hair, the blowout adds volume the texture doesn't provide naturally. On thick hair, the round brush directs volume upward rather than outward — that's the difference between a blowout and just big hair.</w:t>
       </w:r>
     </w:p>
     <w:p>
@@ -5512,7 +5512,7 @@
           <w:sz w:val="24"/>
           <w:szCs w:val="24"/>
         </w:rPr>
-        <w:t xml:space="preserve">The Ivy League is a crew cut with enough length to comb. Adding a high fade updates it from a mid-century classic to a modern sharp style. The two to three inches on top part to one side — the part can be natural or defined with a comb — and the high fade creates a cleaner side profile than the traditional tapered Ivy League. Style with a small amount of matte pomade and a fine-tooth comb. On straight hair, the Ivy League lies flat and neat. On wavy hair, the natural texture gives the parted top a slight lift that adds visual interest. This is the cut for men who work in professional environments but want something more defined than a standard crew cut.</w:t>
+        <w:t xml:space="preserve">The Ivy League is a crew cut with enough length to comb — adding a high fade updates it from mid-century classic to modern. Style with a small amount of matte pomade and a fine-tooth comb. On wavy hair, natural texture gives a slight lift that adds visual interest. This is the cut for professional environments where you want something more defined than a standard crew cut.</w:t>
       </w:r>
     </w:p>
     <w:p>
@@ -5669,7 +5669,7 @@
           <w:sz w:val="24"/>
           <w:szCs w:val="24"/>
         </w:rPr>
-        <w:t xml:space="preserve">The disconnected top is the opposite of a gradual blend — there's a deliberate, visible line where the longer top meets the high-faded sides. No transition, no gradient, just two contrasting lengths side by side. This creates a bold, graphic look that works best when the top has enough length (three inches minimum) to style in a clear direction. On straight hair, the disconnect line is sharp and pronounced. On wavy hair, the texture softens the line slightly, which can look less jarring. I'd recommend this to men who want a high fade that makes a visual statement — the disconnect is the first thing anyone notices, so it needs to be cut precisely. For more </w:t>
+        <w:t xml:space="preserve">The disconnected top has a deliberate, visible line where the longer top meets the high-faded sides — no transition, no gradient, just two contrasting lengths. Works best when the top has three inches minimum to style in a clear direction. On straight hair, the disconnect line is sharp. On wavy hair, texture softens it slightly. For more </w:t>
       </w:r>
       <w:r>
         <w:rPr>
@@ -5748,7 +5748,7 @@
           <w:sz w:val="24"/>
           <w:szCs w:val="24"/>
         </w:rPr>
-        <w:t xml:space="preserve"> suit every high fade variation on this list. Balanced proportions mean the high contrast doesn't distort anything — choose based on lifestyle and personal style rather than correction.</w:t>
+        <w:t xml:space="preserve"> suit every high fade variation. Choose based on lifestyle and personal style rather than correction.</w:t>
       </w:r>
     </w:p>
     <w:p>
@@ -5771,7 +5771,7 @@
           <w:sz w:val="24"/>
           <w:szCs w:val="24"/>
         </w:rPr>
-        <w:t xml:space="preserve"> benefit from high fades paired with height on top — the quiff, brush up, pompadour, or high top fade. The high fade removes width at the sides, and the vertical volume on top elongates the face. Avoid high fades with very short tops (buzz cut, high and tight) because the lack of height keeps the proportions round.</w:t>
+        <w:t xml:space="preserve"> benefit from high fades paired with height on top — the quiff, brush up, pompadour, or high top fade. The high fade removes width at the sides, and vertical volume on top elongates the face. Avoid very short tops (buzz cut, high and tight) that keep proportions round.</w:t>
       </w:r>
     </w:p>
     <w:p>
@@ -5794,7 +5794,7 @@
           <w:sz w:val="24"/>
           <w:szCs w:val="24"/>
         </w:rPr>
-        <w:t xml:space="preserve"> pair well with structured high fades that complement the angular jawline — the comb over, side part, crew cut, and slick back all match the face's natural geometry. The high fade amplifies the jaw's definition by removing soft hair from the sides.</w:t>
+        <w:t xml:space="preserve"> pair well with structured high fades — the comb over, side part, crew cut, and slick back match the face's angular jawline. The high fade amplifies jaw definition.</w:t>
       </w:r>
     </w:p>
     <w:p>
@@ -5817,7 +5817,7 @@
           <w:sz w:val="24"/>
           <w:szCs w:val="24"/>
         </w:rPr>
-        <w:t xml:space="preserve"> have wide cheekbones and a narrow forehead and chin. High fades with textured crops, angular fringes, or forward-styled tops add width across the forehead, balancing the prominent cheekbones below.</w:t>
+        <w:t xml:space="preserve"> have wide cheekbones and a narrow forehead and chin. High fades with textured crops, angular fringes, or forward-styled tops add width across the forehead, balancing the cheekbones.</w:t>
       </w:r>
     </w:p>
     <w:p>
@@ -5840,7 +5840,7 @@
           <w:sz w:val="24"/>
           <w:szCs w:val="24"/>
         </w:rPr>
-        <w:t xml:space="preserve"> need to be careful with high fades — the removed side volume can make a long face appear even longer. Counter this by pairing the high fade with fringe styles (French crop, angular fringe, tousled fringe) that add horizontal coverage at the forehead, or keep the top shorter to avoid adding more vertical height.</w:t>
+        <w:t xml:space="preserve"> need caution — removed side volume can make a long face appear longer. Counter with fringe styles (French crop, angular fringe, tousled fringe) that add horizontal coverage, or keep the top shorter.</w:t>
       </w:r>
     </w:p>
     <w:p>
@@ -5863,7 +5863,7 @@
           <w:sz w:val="24"/>
           <w:szCs w:val="24"/>
         </w:rPr>
-        <w:t xml:space="preserve"> have a wider forehead and narrow chin. High fades that leave volume at the sides of the top — the Ivy League, textured side sweep, or burst fade — balance the proportions without emphasising the forehead's width.</w:t>
+        <w:t xml:space="preserve"> have a wider forehead and narrow chin. High fades with the Ivy League, textured side sweep, or burst fade balance proportions without emphasising the forehead's width.</w:t>
       </w:r>
     </w:p>
     <w:p>
@@ -5911,7 +5911,7 @@
           <w:sz w:val="24"/>
           <w:szCs w:val="24"/>
         </w:rPr>
-        <w:t xml:space="preserve"> shows every line in the fade. The transition from skin to length is fully visible, so the barber's precision is on display. Straight hair benefits from texturing on top — without it, the top lies flat against the head and looks lifeless above the sharp fade. Point cutting and razor texturising add the separation that straight hair lacks naturally.</w:t>
+        <w:t xml:space="preserve"> shows every line in the fade — so the barber's precision is on display. Benefits from texturing on top; without it, the top lies flat and lifeless. Point cutting and razor texturising add the separation straight hair lacks naturally.</w:t>
       </w:r>
     </w:p>
     <w:p>
@@ -5934,7 +5934,7 @@
           <w:sz w:val="24"/>
           <w:szCs w:val="24"/>
         </w:rPr>
-        <w:t xml:space="preserve"> is the easiest texture for a high fade. The natural wave creates volume on top without blow-drying, and the slight bend in the hair softens the fade's transition line. Most high fade styles look their best on wavy hair because the texture does half the styling work.</w:t>
+        <w:t xml:space="preserve"> is the easiest texture for a high fade. Natural wave creates volume without blow-drying, and the slight bend softens the transition line.</w:t>
       </w:r>
     </w:p>
     <w:p>
@@ -5957,7 +5957,7 @@
           <w:sz w:val="24"/>
           <w:szCs w:val="24"/>
         </w:rPr>
-        <w:t xml:space="preserve"> adds natural density and height on top, which creates strong contrast with the faded sides. The challenge is blending — the curls need to transition smoothly into the shorter fade without creating a visible shelf where the curl pattern stops. A skilled barber blends with the grain of the curl rather than against it.</w:t>
+        <w:t xml:space="preserve"> adds natural density and height on top, creating strong contrast with faded sides. The challenge is blending — a skilled barber blends with the grain of the curl rather than against it.</w:t>
       </w:r>
     </w:p>
     <w:p>
@@ -5980,7 +5980,7 @@
           <w:sz w:val="24"/>
           <w:szCs w:val="24"/>
         </w:rPr>
-        <w:t xml:space="preserve"> holds shape naturally, which makes styles like the high top fade and flat top possible. The dense texture means the top can be sculpted into shapes that other textures can't hold. The skin fade at the high point creates a sharp frame around the natural texture above.</w:t>
+        <w:t xml:space="preserve"> holds shape naturally, making styles like the high top fade and flat top possible. The skin fade at the high point creates a sharp frame around the natural texture.</w:t>
       </w:r>
     </w:p>
     <w:p>
@@ -6003,7 +6003,7 @@
           <w:sz w:val="24"/>
           <w:szCs w:val="24"/>
         </w:rPr>
-        <w:t xml:space="preserve"> works with a high taper fade better than a high skin fade. A skin fade creates too stark a contrast that highlights low density on top. The taper fade provides a more gradual transition that's forgiving on thin coverage. Keeping the top textured rather than combed flat also helps — texture creates the illusion of density.</w:t>
+        <w:t xml:space="preserve"> works with a high taper fade better than a skin fade. A skin fade creates too stark a contrast highlighting low density on top. Keeping the top textured rather than combed flat creates the illusion of density.</w:t>
       </w:r>
     </w:p>
     <w:p>
@@ -6064,7 +6064,7 @@
           <w:sz w:val="24"/>
           <w:szCs w:val="24"/>
         </w:rPr>
-        <w:t xml:space="preserve"> starts just above the ear — about half an inch up. It's the most subtle option, with minimal contrast between the sides and top. The low fade works in professional settings and conservative environments. Trim frequency: every three to four weeks.</w:t>
+        <w:t xml:space="preserve"> starts just above the ear — about half an inch up. Most subtle option, minimal contrast. Works in conservative environments. Trim frequency: every three to four weeks.</w:t>
       </w:r>
     </w:p>
     <w:p>
@@ -6087,7 +6087,7 @@
           <w:sz w:val="24"/>
           <w:szCs w:val="24"/>
         </w:rPr>
-        <w:t xml:space="preserve"> starts at the temple — roughly the height of the top of the ear. It's the balanced option — noticeable contrast without being aggressive. The mid fade is the most versatile of the three and works with nearly every style. Trim frequency: every two to three weeks.</w:t>
+        <w:t xml:space="preserve"> starts at the temple — roughly the top of the ear. Balanced option — noticeable contrast without being aggressive. Most versatile of the three. Trim frequency: every two to three weeks.</w:t>
       </w:r>
     </w:p>
     <w:p>
@@ -6110,20 +6110,20 @@
           <w:sz w:val="24"/>
           <w:szCs w:val="24"/>
         </w:rPr>
-        <w:t xml:space="preserve"> starts above the temples, near the parietal ridge — two to three inches above the ear. Maximum contrast, maximum boldness. The high fade creates the most dramatic difference between the sides and top, which is why it pairs best with styles that need visual weight on top. Trim frequency: every two to three weeks.</w:t>
-      </w:r>
-    </w:p>
-    <w:p>
-      <w:pPr>
-        <w:spacing w:after="120" w:line="276"/>
-      </w:pPr>
-      <w:r>
-        <w:rPr>
-          <w:rFonts w:ascii="Georgia" w:cs="Georgia" w:eastAsia="Georgia" w:hAnsi="Georgia"/>
-          <w:sz w:val="24"/>
-          <w:szCs w:val="24"/>
-        </w:rPr>
-        <w:t xml:space="preserve">The choice depends on how much contrast you want and how conservative your environment is. A low fade whispers. A mid fade speaks. A high fade announces. For a detailed breakdown of all three levels, see our [low fade vs mid fade vs high fade](https://stylexmagazine.com/low-fade-vs-mid-fade-vs-high-fade/) comparison.</w:t>
+        <w:t xml:space="preserve"> starts above the temples, near the parietal ridge — two to three inches above the ear. Maximum contrast, maximum boldness. Pairs best with styles that need visual weight on top. Trim frequency: every two to three weeks.</w:t>
+      </w:r>
+    </w:p>
+    <w:p>
+      <w:pPr>
+        <w:spacing w:after="120" w:line="276"/>
+      </w:pPr>
+      <w:r>
+        <w:rPr>
+          <w:rFonts w:ascii="Georgia" w:cs="Georgia" w:eastAsia="Georgia" w:hAnsi="Georgia"/>
+          <w:sz w:val="24"/>
+          <w:szCs w:val="24"/>
+        </w:rPr>
+        <w:t xml:space="preserve">A low fade whispers. A mid fade speaks. A high fade announces. For a detailed breakdown of all three levels, see our [low fade vs mid fade vs high fade](https://stylexmagazine.com/low-fade-vs-mid-fade-vs-high-fade/) comparison.</w:t>
       </w:r>
     </w:p>
     <w:p>
@@ -6184,7 +6184,7 @@
           <w:sz w:val="24"/>
           <w:szCs w:val="24"/>
         </w:rPr>
-        <w:t xml:space="preserve"> Best for textured crops, brush ups, faux hawks, and messy styles. Provides strong hold with a natural, non-shiny finish. Apply to towel-dried hair, working from back to front.</w:t>
+        <w:t xml:space="preserve"> Best for textured crops, brush ups, faux hawks, and messy styles. Strong hold, natural finish. Apply to towel-dried hair, back to front.</w:t>
       </w:r>
     </w:p>
     <w:p>
@@ -6207,7 +6207,7 @@
           <w:sz w:val="24"/>
           <w:szCs w:val="24"/>
         </w:rPr>
-        <w:t xml:space="preserve"> Best for side parts, comb overs, and Ivy Leagues. Medium hold with a natural finish. Gives structure without the stiffness of a gel. Apply to damp hair and comb into place.</w:t>
+        <w:t xml:space="preserve"> Best for side parts, comb overs, and Ivy Leagues. Medium hold, natural finish. Apply to damp hair, comb into place.</w:t>
       </w:r>
     </w:p>
     <w:p>
@@ -6230,7 +6230,7 @@
           <w:sz w:val="24"/>
           <w:szCs w:val="24"/>
         </w:rPr>
-        <w:t xml:space="preserve"> Best for slick backs, pompadours, and hard parts. High hold with a glossy finish that washes out easily. Apply to damp hair and style with a comb.</w:t>
+        <w:t xml:space="preserve"> Best for slick backs, pompadours, and hard parts. High hold, glossy finish, washes out easily.</w:t>
       </w:r>
     </w:p>
     <w:p>
@@ -6253,7 +6253,7 @@
           <w:sz w:val="24"/>
           <w:szCs w:val="24"/>
         </w:rPr>
-        <w:t xml:space="preserve"> Best for messy tops, tousled fringes, and wavy styles. Adds texture and grit without hold. Apply to damp hair and let it air dry for a natural, undone look.</w:t>
+        <w:t xml:space="preserve"> Best for messy tops, tousled fringes, and wavy styles. Adds texture and grit without hold. Apply to damp hair, air dry.</w:t>
       </w:r>
     </w:p>
     <w:p>
@@ -6276,7 +6276,7 @@
           <w:sz w:val="24"/>
           <w:szCs w:val="24"/>
         </w:rPr>
-        <w:t xml:space="preserve"> Best for fine or thin hair that needs volume. Absorbs oil and adds grip at the roots. Apply to dry hair, working into the roots with your fingertips. A small amount goes a long way — too much creates a chalky residue.</w:t>
+        <w:t xml:space="preserve"> Best for fine or thin hair needing volume. Absorbs oil, adds grip at the roots. Small amount — too much creates chalky residue.</w:t>
       </w:r>
     </w:p>
     <w:p>
@@ -6299,20 +6299,20 @@
           <w:sz w:val="24"/>
           <w:szCs w:val="24"/>
         </w:rPr>
-        <w:t xml:space="preserve"> Best for blowouts and quiffs that need lift at the roots. Apply to damp hair before blow-drying. Provides structure and body without heaviness.</w:t>
-      </w:r>
-    </w:p>
-    <w:p>
-      <w:pPr>
-        <w:spacing w:after="120" w:line="276"/>
-      </w:pPr>
-      <w:r>
-        <w:rPr>
-          <w:rFonts w:ascii="Georgia" w:cs="Georgia" w:eastAsia="Georgia" w:hAnsi="Georgia"/>
-          <w:sz w:val="24"/>
-          <w:szCs w:val="24"/>
-        </w:rPr>
-        <w:t xml:space="preserve">Avoid heavy waxes and oil-based pomades on high fade styles. The high contrast between the clean sides and the top means any product buildup or greasiness on top is more noticeable than it would be with a lower fade.</w:t>
+        <w:t xml:space="preserve"> Best for blowouts and quiffs. Apply to damp hair before blow-drying for structure and body without heaviness.</w:t>
+      </w:r>
+    </w:p>
+    <w:p>
+      <w:pPr>
+        <w:spacing w:after="120" w:line="276"/>
+      </w:pPr>
+      <w:r>
+        <w:rPr>
+          <w:rFonts w:ascii="Georgia" w:cs="Georgia" w:eastAsia="Georgia" w:hAnsi="Georgia"/>
+          <w:sz w:val="24"/>
+          <w:szCs w:val="24"/>
+        </w:rPr>
+        <w:t xml:space="preserve">Avoid heavy waxes and oil-based pomades on high fade styles — the contrast between clean sides and the top means any buildup or greasiness is more noticeable.</w:t>
       </w:r>
     </w:p>
     <w:p>
@@ -6350,7 +6350,7 @@
           <w:sz w:val="24"/>
           <w:szCs w:val="24"/>
         </w:rPr>
-        <w:t xml:space="preserve">A high fade has the shortest maintenance window of any fade height. The more skin the fade exposes, the faster the grow-out becomes visible.</w:t>
+        <w:t xml:space="preserve">A high fade has the shortest maintenance window of any fade height.</w:t>
       </w:r>
     </w:p>
     <w:p>
@@ -6373,7 +6373,7 @@
           <w:sz w:val="24"/>
           <w:szCs w:val="24"/>
         </w:rPr>
-        <w:t xml:space="preserve"> Every two to three weeks. At three weeks, the fade line begins to blur and the sharp contrast softens. If you want the fade to look fresh at all times, every two weeks is the target.</w:t>
+        <w:t xml:space="preserve"> Every two to three weeks. At three weeks, the fade line blurs and contrast softens.</w:t>
       </w:r>
     </w:p>
     <w:p>
@@ -6396,7 +6396,7 @@
           <w:sz w:val="24"/>
           <w:szCs w:val="24"/>
         </w:rPr>
-        <w:t xml:space="preserve"> Use a trimmer to clean up the neckline and around the ears at home. A corded or cordless trimmer with a #0 guard keeps the lowest point sharp. Do not attempt to re-cut the fade itself at home — that requires the barber's eye and angle.</w:t>
+        <w:t xml:space="preserve"> Use a trimmer with a #0 guard to clean up the neckline and around the ears at home. Do not attempt to re-cut the fade itself — that requires the barber's eye and angle.</w:t>
       </w:r>
     </w:p>
     <w:p>
@@ -6419,7 +6419,7 @@
           <w:sz w:val="24"/>
           <w:szCs w:val="24"/>
         </w:rPr>
-        <w:t xml:space="preserve"> Shampoo two to three times per week with a sulphate-free formula. Over-washing dries out the scalp on the faded sides, which can cause flaking that's visible against the short hair. A lightweight conditioner on the top keeps the styled section manageable.</w:t>
+        <w:t xml:space="preserve"> Shampoo two to three times per week with a sulphate-free formula. Over-washing dries out the scalp on faded sides, causing visible flaking.</w:t>
       </w:r>
     </w:p>
     <w:p>
@@ -6442,7 +6442,7 @@
           <w:sz w:val="24"/>
           <w:szCs w:val="24"/>
         </w:rPr>
-        <w:t xml:space="preserve"> A high skin fade exposes the scalp to direct sun. Apply SPF to the faded sides when you're outdoors for extended periods — sunburn on a freshly faded scalp is painful and peels visibly.</w:t>
+        <w:t xml:space="preserve"> Apply SPF when outdoors for extended periods — sunburn on a freshly faded scalp is painful and peels visibly.</w:t>
       </w:r>
     </w:p>
     <w:p>
@@ -6480,72 +6480,122 @@
           <w:sz w:val="24"/>
           <w:szCs w:val="24"/>
         </w:rPr>
-        <w:t xml:space="preserve">Your barber can only cut what they understand. Vague requests get vague results.</w:t>
-      </w:r>
-    </w:p>
-    <w:p>
-      <w:pPr>
-        <w:spacing w:after="120" w:line="276"/>
-      </w:pPr>
-      <w:r>
-        <w:rPr>
-          <w:rFonts w:ascii="Georgia" w:cs="Georgia" w:eastAsia="Georgia" w:hAnsi="Georgia"/>
-          <w:sz w:val="24"/>
-          <w:szCs w:val="24"/>
-        </w:rPr>
-        <w:t xml:space="preserve">Tell them the fade height first. Say "high fade" and point to where you want the blend to start — the upper temples or the parietal ridge. Different barbers interpret "high" differently, so pointing is more precise than words alone.</w:t>
-      </w:r>
-    </w:p>
-    <w:p>
-      <w:pPr>
-        <w:spacing w:after="120" w:line="276"/>
-      </w:pPr>
-      <w:r>
-        <w:rPr>
-          <w:rFonts w:ascii="Georgia" w:cs="Georgia" w:eastAsia="Georgia" w:hAnsi="Georgia"/>
-          <w:sz w:val="24"/>
-          <w:szCs w:val="24"/>
-        </w:rPr>
-        <w:t xml:space="preserve">Specify the lowest guard. "Skin" means the sides go to bare skin at the bottom. "#1 guard" or "#0.5 guard" means the sides stop at that length. This is the difference between a high skin fade and a high taper fade — and it changes the entire look.</w:t>
-      </w:r>
-    </w:p>
-    <w:p>
-      <w:pPr>
-        <w:spacing w:after="120" w:line="276"/>
-      </w:pPr>
-      <w:r>
-        <w:rPr>
-          <w:rFonts w:ascii="Georgia" w:cs="Georgia" w:eastAsia="Georgia" w:hAnsi="Georgia"/>
-          <w:sz w:val="24"/>
-          <w:szCs w:val="24"/>
-        </w:rPr>
-        <w:t xml:space="preserve">Describe the top separately. The fade and the top style are two independent decisions. Say "high skin fade with a textured crop" or "high taper fade with a slick back." Treating them as one request leads to miscommunication.</w:t>
-      </w:r>
-    </w:p>
-    <w:p>
-      <w:pPr>
-        <w:spacing w:after="120" w:line="276"/>
-      </w:pPr>
-      <w:r>
-        <w:rPr>
-          <w:rFonts w:ascii="Georgia" w:cs="Georgia" w:eastAsia="Georgia" w:hAnsi="Georgia"/>
-          <w:sz w:val="24"/>
-          <w:szCs w:val="24"/>
-        </w:rPr>
-        <w:t xml:space="preserve">Bring a reference photo. A photo eliminates ambiguity. Show the barber what you want the fade height and top style to look like — two photos if needed, one for the fade and one for the top.</w:t>
-      </w:r>
-    </w:p>
-    <w:p>
-      <w:pPr>
-        <w:spacing w:after="120" w:line="276"/>
-      </w:pPr>
-      <w:r>
-        <w:rPr>
-          <w:rFonts w:ascii="Georgia" w:cs="Georgia" w:eastAsia="Georgia" w:hAnsi="Georgia"/>
-          <w:sz w:val="24"/>
-          <w:szCs w:val="24"/>
-        </w:rPr>
-        <w:t xml:space="preserve">Ask about grow-out. Before the cut starts, ask your barber how the specific style will look at two, three, and four weeks. A cut that looks sharp at day one but falls apart at day ten is not the right cut for someone who visits monthly.</w:t>
+        <w:t xml:space="preserve">Your barber can only cut what they understand.</w:t>
+      </w:r>
+    </w:p>
+    <w:p>
+      <w:pPr>
+        <w:spacing w:after="120" w:line="276"/>
+      </w:pPr>
+      <w:r>
+        <w:rPr>
+          <w:rFonts w:ascii="Georgia" w:cs="Georgia" w:eastAsia="Georgia" w:hAnsi="Georgia"/>
+          <w:b/>
+          <w:bCs/>
+          <w:sz w:val="24"/>
+          <w:szCs w:val="24"/>
+        </w:rPr>
+        <w:t xml:space="preserve">Fade height:</w:t>
+      </w:r>
+      <w:r>
+        <w:rPr>
+          <w:rFonts w:ascii="Georgia" w:cs="Georgia" w:eastAsia="Georgia" w:hAnsi="Georgia"/>
+          <w:sz w:val="24"/>
+          <w:szCs w:val="24"/>
+        </w:rPr>
+        <w:t xml:space="preserve"> Say "high fade" and point to where you want the blend to start — upper temples or parietal ridge. Different barbers interpret "high" differently, so pointing is more precise.</w:t>
+      </w:r>
+    </w:p>
+    <w:p>
+      <w:pPr>
+        <w:spacing w:after="120" w:line="276"/>
+      </w:pPr>
+      <w:r>
+        <w:rPr>
+          <w:rFonts w:ascii="Georgia" w:cs="Georgia" w:eastAsia="Georgia" w:hAnsi="Georgia"/>
+          <w:b/>
+          <w:bCs/>
+          <w:sz w:val="24"/>
+          <w:szCs w:val="24"/>
+        </w:rPr>
+        <w:t xml:space="preserve">Lowest guard:</w:t>
+      </w:r>
+      <w:r>
+        <w:rPr>
+          <w:rFonts w:ascii="Georgia" w:cs="Georgia" w:eastAsia="Georgia" w:hAnsi="Georgia"/>
+          <w:sz w:val="24"/>
+          <w:szCs w:val="24"/>
+        </w:rPr>
+        <w:t xml:space="preserve"> "Skin" means bare skin at the bottom. "#1 guard" or "#0.5 guard" means the sides stop at that length. This is the difference between a high skin fade and a high taper fade.</w:t>
+      </w:r>
+    </w:p>
+    <w:p>
+      <w:pPr>
+        <w:spacing w:after="120" w:line="276"/>
+      </w:pPr>
+      <w:r>
+        <w:rPr>
+          <w:rFonts w:ascii="Georgia" w:cs="Georgia" w:eastAsia="Georgia" w:hAnsi="Georgia"/>
+          <w:b/>
+          <w:bCs/>
+          <w:sz w:val="24"/>
+          <w:szCs w:val="24"/>
+        </w:rPr>
+        <w:t xml:space="preserve">Top style:</w:t>
+      </w:r>
+      <w:r>
+        <w:rPr>
+          <w:rFonts w:ascii="Georgia" w:cs="Georgia" w:eastAsia="Georgia" w:hAnsi="Georgia"/>
+          <w:sz w:val="24"/>
+          <w:szCs w:val="24"/>
+        </w:rPr>
+        <w:t xml:space="preserve"> The fade and top are two independent decisions. Say "high skin fade with a textured crop" or "high taper fade with a slick back."</w:t>
+      </w:r>
+    </w:p>
+    <w:p>
+      <w:pPr>
+        <w:spacing w:after="120" w:line="276"/>
+      </w:pPr>
+      <w:r>
+        <w:rPr>
+          <w:rFonts w:ascii="Georgia" w:cs="Georgia" w:eastAsia="Georgia" w:hAnsi="Georgia"/>
+          <w:b/>
+          <w:bCs/>
+          <w:sz w:val="24"/>
+          <w:szCs w:val="24"/>
+        </w:rPr>
+        <w:t xml:space="preserve">Reference photo:</w:t>
+      </w:r>
+      <w:r>
+        <w:rPr>
+          <w:rFonts w:ascii="Georgia" w:cs="Georgia" w:eastAsia="Georgia" w:hAnsi="Georgia"/>
+          <w:sz w:val="24"/>
+          <w:szCs w:val="24"/>
+        </w:rPr>
+        <w:t xml:space="preserve"> A photo eliminates ambiguity. Two photos if needed — one for the fade, one for the top.</w:t>
+      </w:r>
+    </w:p>
+    <w:p>
+      <w:pPr>
+        <w:spacing w:after="120" w:line="276"/>
+      </w:pPr>
+      <w:r>
+        <w:rPr>
+          <w:rFonts w:ascii="Georgia" w:cs="Georgia" w:eastAsia="Georgia" w:hAnsi="Georgia"/>
+          <w:b/>
+          <w:bCs/>
+          <w:sz w:val="24"/>
+          <w:szCs w:val="24"/>
+        </w:rPr>
+        <w:t xml:space="preserve">Grow-out:</w:t>
+      </w:r>
+      <w:r>
+        <w:rPr>
+          <w:rFonts w:ascii="Georgia" w:cs="Georgia" w:eastAsia="Georgia" w:hAnsi="Georgia"/>
+          <w:sz w:val="24"/>
+          <w:szCs w:val="24"/>
+        </w:rPr>
+        <w:t xml:space="preserve"> Ask how the style will look at two, three, and four weeks. A cut that falls apart at day ten is wrong for someone who visits monthly.</w:t>
       </w:r>
     </w:p>
     <w:p>
@@ -6583,7 +6633,7 @@
           <w:sz w:val="24"/>
           <w:szCs w:val="24"/>
         </w:rPr>
-        <w:t xml:space="preserve">Yes — with the right pairing. A high fade is one of the best options for thinning hair because it shifts attention away from the thinning areas.</w:t>
+        <w:t xml:space="preserve">Yes — with the right pairing. A high fade shifts attention away from thinning areas.</w:t>
       </w:r>
     </w:p>
     <w:p>
@@ -6606,7 +6656,7 @@
           <w:sz w:val="24"/>
           <w:szCs w:val="24"/>
         </w:rPr>
-        <w:t xml:space="preserve"> A high fade with a short textured crop or buzz cut keeps the top short enough that the density difference between the crown and the rest of the head is minimal. The shorter the top, the less visible the thinning becomes. The high fade draws the eye to the structured sides rather than the thinning top.</w:t>
+        <w:t xml:space="preserve"> A high fade with a short textured crop or buzz cut keeps the top short enough that density differences are minimal. The fade draws the eye to the structured sides.</w:t>
       </w:r>
     </w:p>
     <w:p>
@@ -6629,7 +6679,7 @@
           <w:sz w:val="24"/>
           <w:szCs w:val="24"/>
         </w:rPr>
-        <w:t xml:space="preserve"> A high fade with a Caesar cut or French crop sweeps hair forward to cover recession at the temples. The forward fringe creates a defined front edge that masks the receding line. The high fade below keeps everything looking intentional rather than like a cover-up.</w:t>
+        <w:t xml:space="preserve"> A high fade with a Caesar cut or French crop sweeps hair forward to cover recession at the temples. The forward fringe masks the receding line.</w:t>
       </w:r>
     </w:p>
     <w:p>
@@ -6652,20 +6702,20 @@
           <w:sz w:val="24"/>
           <w:szCs w:val="24"/>
         </w:rPr>
-        <w:t xml:space="preserve"> A high fade with a buzz cut (#1 or #2 on top) is the most effective option for uniform thinning. The minimal length difference between the top and the faded sides makes density variation almost invisible. Embracing shorter length is the single most effective strategy for thinning hair — and the high fade makes "short" look sharp rather than resigned.</w:t>
-      </w:r>
-    </w:p>
-    <w:p>
-      <w:pPr>
-        <w:spacing w:after="120" w:line="276"/>
-      </w:pPr>
-      <w:r>
-        <w:rPr>
-          <w:rFonts w:ascii="Georgia" w:cs="Georgia" w:eastAsia="Georgia" w:hAnsi="Georgia"/>
-          <w:sz w:val="24"/>
-          <w:szCs w:val="24"/>
-        </w:rPr>
-        <w:t xml:space="preserve">A high skin fade is generally better for balding men than a high taper fade. The skin exposure on the sides normalises seeing scalp, which makes any scalp visibility on top look intentional rather than unfortunate.</w:t>
+        <w:t xml:space="preserve"> A high fade with a buzz cut (#1 or #2 on top) makes density variation almost invisible. Embracing shorter length is the most effective strategy — the high fade makes "short" look sharp rather than resigned.</w:t>
+      </w:r>
+    </w:p>
+    <w:p>
+      <w:pPr>
+        <w:spacing w:after="120" w:line="276"/>
+      </w:pPr>
+      <w:r>
+        <w:rPr>
+          <w:rFonts w:ascii="Georgia" w:cs="Georgia" w:eastAsia="Georgia" w:hAnsi="Georgia"/>
+          <w:sz w:val="24"/>
+          <w:szCs w:val="24"/>
+        </w:rPr>
+        <w:t xml:space="preserve">A high skin fade is generally better for balding men than a taper fade — the skin exposure normalises seeing scalp, making any visibility on top look intentional.</w:t>
       </w:r>
     </w:p>
     <w:p>
@@ -6703,7 +6753,7 @@
           <w:sz w:val="24"/>
           <w:szCs w:val="24"/>
         </w:rPr>
-        <w:t xml:space="preserve">A high fade creates clean, exposed sides — so the transition from hair to beard becomes a visible design element. Getting that junction right matters as much as the fade itself.</w:t>
+        <w:t xml:space="preserve">A high fade creates clean, exposed sides — so the transition from hair to beard becomes a visible design element.</w:t>
       </w:r>
     </w:p>
     <w:p>
@@ -6726,7 +6776,7 @@
           <w:sz w:val="24"/>
           <w:szCs w:val="24"/>
         </w:rPr>
-        <w:t xml:space="preserve"> The easiest pairing. The stubble blends naturally into the faded sides without creating a hard line. Works with every high fade variation and suits oval, square, and diamond faces. Trim every two to three days with a beard trimmer to keep the density even.</w:t>
+        <w:t xml:space="preserve"> The easiest pairing. Blends naturally into faded sides without a hard line. Works with every high fade variation. Trim every two to three days.</w:t>
       </w:r>
     </w:p>
     <w:p>
@@ -6749,7 +6799,7 @@
           <w:sz w:val="24"/>
           <w:szCs w:val="24"/>
         </w:rPr>
-        <w:t xml:space="preserve"> Creates a frame around the jaw that contrasts with the clean-faded sides above. The key is keeping the cheek line clean — let the beard grow naturally below the cheekbone, but razor the cheek line so it meets the fade in a deliberate line rather than a patchy overlap. A high skin fade with a medium beard is one of the strongest combinations for square and oblong faces because the beard adds jaw width while the fade removes side width higher up.</w:t>
+        <w:t xml:space="preserve"> Frames the jaw against clean-faded sides above. Keep the cheek line razored so it meets the fade deliberately. Strong combination for square and oblong faces.</w:t>
       </w:r>
     </w:p>
     <w:p>
@@ -6772,7 +6822,7 @@
           <w:sz w:val="24"/>
           <w:szCs w:val="24"/>
         </w:rPr>
-        <w:t xml:space="preserve"> A high fade with a full beard is maximum contrast — bare skin at the temples flowing into a thick beard below the jaw. The beard needs regular shaping to prevent the transition zone (sideburn area) from looking disconnected. Ask your barber to taper the sideburns so they blend the fade into the beard gradually rather than creating two distinct blocks. On round faces, this combination adds strong vertical definition.</w:t>
+        <w:t xml:space="preserve"> Maximum contrast — bare skin at temples flowing into a thick beard below. Ask your barber to taper the sideburns so they blend the fade into the beard gradually. On round faces, adds strong vertical definition.</w:t>
       </w:r>
     </w:p>
     <w:p>
@@ -6795,7 +6845,7 @@
           <w:sz w:val="24"/>
           <w:szCs w:val="24"/>
         </w:rPr>
-        <w:t xml:space="preserve"> The most seamless option. The barber fades the beard from the sideburns downward, matching the gradient of the high fade above. The result is one continuous transition from the top of the head to the chin — no hard lines anywhere. This requires a barber who's equally skilled with both hair and beard fading, which isn't every barber. Ask before you sit down.</w:t>
+        <w:t xml:space="preserve"> The barber fades the beard from sideburns downward, matching the gradient of the high fade above — one continuous transition from head to chin, no hard lines. Requires a barber equally skilled with hair and beard fading.</w:t>
       </w:r>
     </w:p>
     <w:p>
@@ -6833,7 +6883,7 @@
           <w:sz w:val="24"/>
           <w:szCs w:val="24"/>
         </w:rPr>
-        <w:t xml:space="preserve">Not every man wants to maintain a high fade forever. Growing it out requires a plan — otherwise the awkward middle stages will tempt you to shave it all off.</w:t>
+        <w:t xml:space="preserve">Growing out a high fade requires a plan — otherwise the awkward middle stages will tempt you to shave it all off.</w:t>
       </w:r>
     </w:p>
     <w:p>
@@ -6856,7 +6906,7 @@
           <w:sz w:val="24"/>
           <w:szCs w:val="24"/>
         </w:rPr>
-        <w:t xml:space="preserve"> The fade starts losing its sharpness. Don't fight it. Let the sides grow while keeping the neckline cleaned up at home. The top length stays manageable.</w:t>
+        <w:t xml:space="preserve"> The fade loses sharpness. Let sides grow, keep the neckline cleaned up at home.</w:t>
       </w:r>
     </w:p>
     <w:p>
@@ -6879,7 +6929,7 @@
           <w:sz w:val="24"/>
           <w:szCs w:val="24"/>
         </w:rPr>
-        <w:t xml:space="preserve"> The sides reach the most awkward stage — too long to look faded, too short to lie flat. Visit your barber for a blend-out. Ask them to taper the sides into the top without re-establishing the high fade line. This softens the contrast gradually rather than all at once.</w:t>
+        <w:t xml:space="preserve"> Most awkward stage — too long to look faded, too short to lie flat. Visit your barber for a blend-out; ask them to taper the sides into the top without re-establishing the high fade line.</w:t>
       </w:r>
     </w:p>
     <w:p>
@@ -6902,7 +6952,7 @@
           <w:sz w:val="24"/>
           <w:szCs w:val="24"/>
         </w:rPr>
-        <w:t xml:space="preserve"> The sides start catching up to a length that can be styled. A light paste or cream can train the side hair to lie flat rather than sticking out. On straight hair, the sides fall flat sooner. On wavy or curly hair, the sides may puff outward — a heavier cream controls this.</w:t>
+        <w:t xml:space="preserve"> Sides start catching up to a styleable length. A light paste or cream trains the side hair to lie flat. On wavy or curly hair, a heavier cream controls puffing.</w:t>
       </w:r>
     </w:p>
     <w:p>
@@ -6925,20 +6975,20 @@
           <w:sz w:val="24"/>
           <w:szCs w:val="24"/>
         </w:rPr>
-        <w:t xml:space="preserve"> The high fade has transitioned into a general short-back-and-sides or a uniform length that can be reshaped into a new style. The grow-out is complete.</w:t>
-      </w:r>
-    </w:p>
-    <w:p>
-      <w:pPr>
-        <w:spacing w:after="120" w:line="276"/>
-      </w:pPr>
-      <w:r>
-        <w:rPr>
-          <w:rFonts w:ascii="Georgia" w:cs="Georgia" w:eastAsia="Georgia" w:hAnsi="Georgia"/>
-          <w:sz w:val="24"/>
-          <w:szCs w:val="24"/>
-        </w:rPr>
-        <w:t xml:space="preserve">The most important rule: do not skip barber visits during the transition. Growing out means changing the cut gradually, not abandoning the chair entirely.</w:t>
+        <w:t xml:space="preserve"> The high fade has transitioned into a general short-back-and-sides that can be reshaped. Grow-out complete.</w:t>
+      </w:r>
+    </w:p>
+    <w:p>
+      <w:pPr>
+        <w:spacing w:after="120" w:line="276"/>
+      </w:pPr>
+      <w:r>
+        <w:rPr>
+          <w:rFonts w:ascii="Georgia" w:cs="Georgia" w:eastAsia="Georgia" w:hAnsi="Georgia"/>
+          <w:sz w:val="24"/>
+          <w:szCs w:val="24"/>
+        </w:rPr>
+        <w:t xml:space="preserve">Do not skip barber visits during the transition. Growing out means changing the cut gradually, not abandoning the chair.</w:t>
       </w:r>
     </w:p>
     <w:p>
@@ -7023,7 +7073,7 @@
           <w:sz w:val="24"/>
           <w:szCs w:val="24"/>
         </w:rPr>
-        <w:t xml:space="preserve">Yes. A high taper fade with a crew cut, Ivy League, or classic side part looks sharp at any age. Avoid overly trendy pairings like the messy fringe or spiky top — structured, clean styles age better. The high fade itself is ageless; the top style is what determines whether it reads as current or age-inappropriate.</w:t>
+        <w:t xml:space="preserve">Yes. A high taper fade with a crew cut, Ivy League, or classic side part looks sharp at any age. Avoid overly trendy pairings like the messy fringe or spiky top — structured, clean styles age better. The high fade itself is ageless; the top style determines whether it reads as current or age-inappropriate.</w:t>
       </w:r>
     </w:p>
     <w:p>
@@ -7053,7 +7103,7 @@
           <w:sz w:val="24"/>
           <w:szCs w:val="24"/>
         </w:rPr>
-        <w:t xml:space="preserve">The high fade requires blending at an angle you can't see or reach yourself — the back of the head and the transition zone behind the ears. A buzz cut you can do at home. A clean fade, you cannot. The margin for error is too small, and a single uneven line is visible from every angle.</w:t>
+        <w:t xml:space="preserve">The high fade requires blending at an angle you can't see or reach yourself — the back of the head and the transition zone behind the ears. A buzz cut you can do at home. A clean fade, you cannot.</w:t>
       </w:r>
     </w:p>
     <w:p>
@@ -7113,7 +7163,7 @@
           <w:sz w:val="24"/>
           <w:szCs w:val="24"/>
         </w:rPr>
-        <w:t xml:space="preserve">If the fade line is uneven, a skilled barber can re-blend it by taking the fade higher or going shorter on the lowest guard. If the blend is patchy, the fix usually means going to skin at the lowest point to create a clean base. The top length remains unaffected in both cases.</w:t>
+        <w:t xml:space="preserve">If the fade line is uneven, a skilled barber can re-blend by taking the fade higher or going shorter on the lowest guard. If the blend is patchy, the fix usually means going to skin at the lowest point. Top length remains unaffected.</w:t>
       </w:r>
     </w:p>
     <w:p>
@@ -7143,7 +7193,7 @@
           <w:sz w:val="24"/>
           <w:szCs w:val="24"/>
         </w:rPr>
-        <w:t xml:space="preserve">Compared to a low or mid fade, yes. The higher blend point exposes more contrast, so growth is visible sooner. Budget for barber visits every two to three weeks and a home trimmer for neckline touch-ups between cuts.</w:t>
+        <w:t xml:space="preserve">Compared to a low or mid fade, yes. The higher blend point exposes more contrast, so growth is visible sooner. Budget for barber visits every two to three weeks and a home trimmer for neckline touch-ups.</w:t>
       </w:r>
     </w:p>
     <w:p>
